--- a/projects/valuepickr-open-screen/docs/GMM Pfaudler.docx
+++ b/projects/valuepickr-open-screen/docs/GMM Pfaudler.docx
@@ -32,7 +32,7 @@
           <w:sz w:val="22"/>
           <w:szCs w:val="22"/>
         </w:rPr>
-        <w:t xml:space="preserve">Global glass-lined-equipment leader with heavily compressed trailing margins but a real, unconfirmed recent-quarter profit inflection</w:t>
+        <w:t xml:space="preserve">Global glass-lined-equipment leader with a real moat but structurally compressed margins, a record order backlog that is not yet flowing to profit, elevated debt and a rich multiple on depressed earnings</w:t>
       </w:r>
     </w:p>
     <w:p>
@@ -99,34 +99,61 @@
           </w:tcPr>
           <w:p>
             <w:r>
-              <w:t xml:space="preserve">~Rs 4,578-5,270 Cr (varying by source/date)</w:t>
-            </w:r>
-          </w:p>
-        </w:tc>
-      </w:tr>
-      <w:tr>
-        <w:tc>
-          <w:tcPr>
-            <w:tcW w:type="dxa" w:w="3200"/>
-            <w:shd w:fill="F2F2F2" w:val="clear"/>
-          </w:tcPr>
-          <w:p>
-            <w:r>
-              <w:rPr>
-                <w:b/>
-                <w:bCs/>
-              </w:rPr>
-              <w:t xml:space="preserve">ROE</w:t>
-            </w:r>
-          </w:p>
-        </w:tc>
-        <w:tc>
-          <w:tcPr>
-            <w:tcW w:type="dxa" w:w="5800"/>
-          </w:tcPr>
-          <w:p>
-            <w:r>
-              <w:t xml:space="preserve">10.6% (3-year); recent-period ROE as low as 3.6%</w:t>
+              <w:t xml:space="preserve">~Rs 5,731 Cr (screener.in, Sep 2026)</w:t>
+            </w:r>
+          </w:p>
+        </w:tc>
+      </w:tr>
+      <w:tr>
+        <w:tc>
+          <w:tcPr>
+            <w:tcW w:type="dxa" w:w="3200"/>
+            <w:shd w:fill="F2F2F2" w:val="clear"/>
+          </w:tcPr>
+          <w:p>
+            <w:r>
+              <w:rPr>
+                <w:b/>
+                <w:bCs/>
+              </w:rPr>
+              <w:t xml:space="preserve">P/E / P/B</w:t>
+            </w:r>
+          </w:p>
+        </w:tc>
+        <w:tc>
+          <w:tcPr>
+            <w:tcW w:type="dxa" w:w="5800"/>
+          </w:tcPr>
+          <w:p>
+            <w:r>
+              <w:t xml:space="preserve">~45.6x P/E, ~4.8x P/B on depressed trailing earnings</w:t>
+            </w:r>
+          </w:p>
+        </w:tc>
+      </w:tr>
+      <w:tr>
+        <w:tc>
+          <w:tcPr>
+            <w:tcW w:type="dxa" w:w="3200"/>
+            <w:shd w:fill="F2F2F2" w:val="clear"/>
+          </w:tcPr>
+          <w:p>
+            <w:r>
+              <w:rPr>
+                <w:b/>
+                <w:bCs/>
+              </w:rPr>
+              <w:t xml:space="preserve">ROCE / ROE</w:t>
+            </w:r>
+          </w:p>
+        </w:tc>
+        <w:tc>
+          <w:tcPr>
+            <w:tcW w:type="dxa" w:w="5800"/>
+          </w:tcPr>
+          <w:p>
+            <w:r>
+              <w:t xml:space="preserve">ROCE ~13.6%, ROE ~6.7% (FY26) - down from a mid-cycle ~15-18%+</w:t>
             </w:r>
           </w:p>
         </w:tc>
@@ -153,7 +180,7 @@
           </w:tcPr>
           <w:p>
             <w:r>
-              <w:t xml:space="preserve">Compressed to ~1.3-5% recently, down from ~12% historically</w:t>
+              <w:t xml:space="preserve">~1.5-2% recently (FY26 PAT Rs 52 Cr on rev Rs 3,524 Cr), vs a historical mid-cycle ~6-8%</w:t>
             </w:r>
           </w:p>
         </w:tc>
@@ -180,61 +207,61 @@
           </w:tcPr>
           <w:p>
             <w:r>
-              <w:t xml:space="preserve">Rs 3,654 Cr trailing</w:t>
-            </w:r>
-          </w:p>
-        </w:tc>
-      </w:tr>
-      <w:tr>
-        <w:tc>
-          <w:tcPr>
-            <w:tcW w:type="dxa" w:w="3200"/>
-            <w:shd w:fill="F2F2F2" w:val="clear"/>
-          </w:tcPr>
-          <w:p>
-            <w:r>
-              <w:rPr>
-                <w:b/>
-                <w:bCs/>
-              </w:rPr>
-              <w:t xml:space="preserve">Recent quarter/catalyst</w:t>
-            </w:r>
-          </w:p>
-        </w:tc>
-        <w:tc>
-          <w:tcPr>
-            <w:tcW w:type="dxa" w:w="5800"/>
-          </w:tcPr>
-          <w:p>
-            <w:r>
-              <w:t xml:space="preserve">Q1 (most recent): profit surged +114.3% YoY to Rs 23.9 Cr on revenue +16.4% YoY to Rs 924.8 Cr - a sharp inflection versus the weak trailing average</w:t>
-            </w:r>
-          </w:p>
-        </w:tc>
-      </w:tr>
-      <w:tr>
-        <w:tc>
-          <w:tcPr>
-            <w:tcW w:type="dxa" w:w="3200"/>
-            <w:shd w:fill="F2F2F2" w:val="clear"/>
-          </w:tcPr>
-          <w:p>
-            <w:r>
-              <w:rPr>
-                <w:b/>
-                <w:bCs/>
-              </w:rPr>
-              <w:t xml:space="preserve">52-week range</w:t>
-            </w:r>
-          </w:p>
-        </w:tc>
-        <w:tc>
-          <w:tcPr>
-            <w:tcW w:type="dxa" w:w="5800"/>
-          </w:tcPr>
-          <w:p>
-            <w:r>
-              <w:t xml:space="preserve">Rs 991.10 - 1,477.50</w:t>
+              <w:t xml:space="preserve">Rs 3,654 Cr TTM; FY26 Rs 3,524 Cr (+10% YoY)</w:t>
+            </w:r>
+          </w:p>
+        </w:tc>
+      </w:tr>
+      <w:tr>
+        <w:tc>
+          <w:tcPr>
+            <w:tcW w:type="dxa" w:w="3200"/>
+            <w:shd w:fill="F2F2F2" w:val="clear"/>
+          </w:tcPr>
+          <w:p>
+            <w:r>
+              <w:rPr>
+                <w:b/>
+                <w:bCs/>
+              </w:rPr>
+              <w:t xml:space="preserve">Q1 FY27 (Jun 2026)</w:t>
+            </w:r>
+          </w:p>
+        </w:tc>
+        <w:tc>
+          <w:tcPr>
+            <w:tcW w:type="dxa" w:w="5800"/>
+          </w:tcPr>
+          <w:p>
+            <w:r>
+              <w:t xml:space="preserve">Revenue Rs 925 Cr (+16% YoY), EBITDA Rs 94 Cr (-7% YoY, +25% QoQ), PAT Rs 22 Cr (~2x YoY off a Rs 10 Cr base); order backlog record ~Rs 2,900 Cr (+20% YoY)</w:t>
+            </w:r>
+          </w:p>
+        </w:tc>
+      </w:tr>
+      <w:tr>
+        <w:tc>
+          <w:tcPr>
+            <w:tcW w:type="dxa" w:w="3200"/>
+            <w:shd w:fill="F2F2F2" w:val="clear"/>
+          </w:tcPr>
+          <w:p>
+            <w:r>
+              <w:rPr>
+                <w:b/>
+                <w:bCs/>
+              </w:rPr>
+              <w:t xml:space="preserve">FY26 profit path</w:t>
+            </w:r>
+          </w:p>
+        </w:tc>
+        <w:tc>
+          <w:tcPr>
+            <w:tcW w:type="dxa" w:w="5800"/>
+          </w:tcPr>
+          <w:p>
+            <w:r>
+              <w:t xml:space="preserve">Q1 Rs 10 Cr, Q2 Rs 39 Cr, Q3 Rs -11 Cr (loss), Q4 Rs 15 Cr - volatile, restructuring-charged</w:t>
             </w:r>
           </w:p>
         </w:tc>
@@ -261,7 +288,34 @@
           </w:tcPr>
           <w:p>
             <w:r>
-              <w:t xml:space="preserve">0.88</w:t>
+              <w:t xml:space="preserve">~0.86 (borrowings Rs 1,041 Cr, Mar 2026); refinancing underway, ~6-7% cost guided FY27-28</w:t>
+            </w:r>
+          </w:p>
+        </w:tc>
+      </w:tr>
+      <w:tr>
+        <w:tc>
+          <w:tcPr>
+            <w:tcW w:type="dxa" w:w="3200"/>
+            <w:shd w:fill="F2F2F2" w:val="clear"/>
+          </w:tcPr>
+          <w:p>
+            <w:r>
+              <w:rPr>
+                <w:b/>
+                <w:bCs/>
+              </w:rPr>
+              <w:t xml:space="preserve">Promoter holding</w:t>
+            </w:r>
+          </w:p>
+        </w:tc>
+        <w:tc>
+          <w:tcPr>
+            <w:tcW w:type="dxa" w:w="5800"/>
+          </w:tcPr>
+          <w:p>
+            <w:r>
+              <w:t xml:space="preserve">25.2% (structurally low since the 2020 Pfaudler International acquisition; stable ~25% for years)</w:t>
             </w:r>
           </w:p>
         </w:tc>
@@ -277,7 +331,7 @@
         <w:spacing w:after="120"/>
       </w:pPr>
       <w:r>
-        <w:t xml:space="preserve">A textbook weak-trailing-average-versus-strong-recent-quarter case: net margins have compressed from ~12% historically to as low as ~1.3-3.6% ROE recently, but the most recent quarter shows a sharp +114% YoY profit surge alongside solid revenue growth - not yet confirmed as a sustained trend.</w:t>
+        <w:t xml:space="preserve">GMM Pfaudler is a genuine global category leader in glass-lined equipment whose profitability has been structurally impaired for three years: FY23 PAT of Rs 214 Cr fell to Rs 49 Cr (FY25) and Rs 52 Cr (FY26), with a loss-making Q3 FY26. The deep-dive read is that the 'recent-quarter inflection' is weaker than it first looked - Q1 FY27 PAT roughly doubled only because the year-ago base (Rs 10 Cr) was crushed, while EBITDA still fell 7% YoY and the consolidated EBITDA margin (~10%) remains well below management's 15% aspiration. Revenue growth (+16% YoY) and a record ~Rs 2,900 Cr backlog are real positives, but margin recovery depends on an unproven global restructuring, an elevated ~30% tax rate that management says needs 18-24 months to normalise, and debt refinancing. The stock trades at ~45x P/E and ~4.8x P/B, so a full margin recovery is already priced in.</w:t>
       </w:r>
     </w:p>
     <w:p>
@@ -286,62 +340,7 @@
         <w:spacing w:after="120" w:before="280"/>
       </w:pPr>
       <w:r>
-        <w:t xml:space="preserve">Technical Read (Weekly / Monthly MACD + Bollinger Bands, or RSI/CCI/Williams %R proxy)</w:t>
-      </w:r>
-    </w:p>
-    <w:p>
-      <w:pPr>
-        <w:spacing w:after="120"/>
-      </w:pPr>
-      <w:r>
-        <w:t xml:space="preserve">Not pulled this pass.</w:t>
-      </w:r>
-    </w:p>
-    <w:p>
-      <w:pPr>
-        <w:pStyle w:val="Heading1"/>
-        <w:spacing w:after="120" w:before="280"/>
-      </w:pPr>
-      <w:r>
-        <w:t xml:space="preserve">ValuePickr Community Signal</w:t>
-      </w:r>
-    </w:p>
-    <w:p>
-      <w:pPr>
-        <w:spacing w:after="120"/>
-      </w:pPr>
-      <w:r>
-        <w:t xml:space="preserve">Read the most recent 50 of 215 available posts (2022-May 2026). Sentiment has been a long-running, analytically detailed 'quality business trading at a beaten-down valuation' debate - a VP-trusted user flagged the valuation disconnect back in 2023, and non-trusted posters have since documented the margin compression in detail, with the most recent post (May 2026) calling it a 'fallen angel' with a growing non-pharma/chemicals order book.</w:t>
-      </w:r>
-    </w:p>
-    <w:p>
-      <w:pPr>
-        <w:spacing w:after="120"/>
-      </w:pPr>
-      <w:r>
-        <w:rPr>
-          <w:b/>
-          <w:bCs/>
-          <w:sz w:val="20"/>
-          <w:szCs w:val="20"/>
-        </w:rPr>
-        <w:t xml:space="preserve">High-conviction call from a top contributor: </w:t>
-      </w:r>
-      <w:r>
-        <w:rPr>
-          <w:sz w:val="20"/>
-          <w:szCs w:val="20"/>
-        </w:rPr>
-        <w:t xml:space="preserve">Jadewade (elevated-tier) flagged in Nov 2023 that despite 20.9% 10-year sales CAGR and ~50% domestic market share, the stock had returned -5% since Nov 2020, calling it a good risk-reward candidate 'on paper' given the market's apparent skepticism. Non-trusted posters (rkirana, hardik.ashar) have since documented the mechanics in detail: sales grew 6x over 5 years while the stock stayed flat, net margins compressed sharply (from ~12% to ~5% or lower) even as raw-material costs fell, and almost no analyst coverage exists despite the growth. The thread's final post (May 2026, hardik.ashar) called it a 'fallen angel' with a rapidly growing order book in non-pharma/chemicals sectors.</w:t>
-      </w:r>
-    </w:p>
-    <w:p>
-      <w:pPr>
-        <w:pStyle w:val="Heading1"/>
-        <w:spacing w:after="120" w:before="280"/>
-      </w:pPr>
-      <w:r>
-        <w:t xml:space="preserve">Trusted-User Signals (Ongoing)</w:t>
+        <w:t xml:space="preserve">Deep-Dive: Primary Documents (Annual Reports, Quarterly Results, Exchange Filings)</w:t>
       </w:r>
     </w:p>
     <w:p>
@@ -356,12 +355,12 @@
           <w:sz w:val="18"/>
           <w:szCs w:val="18"/>
         </w:rPr>
-        <w:t xml:space="preserve">Every time a trusted user expresses clear conviction on this stock, most recent first — this section accumulates over time, it isn't a one-time snapshot.</w:t>
-      </w:r>
-    </w:p>
-    <w:p>
-      <w:pPr>
-        <w:spacing w:after="100"/>
+        <w:t xml:space="preserve">Pass 1 — 2026-09-08. Built from the company's own filings (3 years of annual reports, ~4 quarters of results/concalls, and 6 months of BSE/NSE announcements), read via the web — a deeper layer than the forum-sentiment read below.</w:t>
+      </w:r>
+    </w:p>
+    <w:p>
+      <w:pPr>
+        <w:spacing w:after="120"/>
       </w:pPr>
       <w:r>
         <w:rPr>
@@ -370,8 +369,464 @@
           <w:sz w:val="20"/>
           <w:szCs w:val="20"/>
         </w:rPr>
-        <w:t xml:space="preserve">2023-11-22 — Jadewade</w:t>
-      </w:r>
+        <w:t xml:space="preserve">Sources reviewed this pass:</w:t>
+      </w:r>
+    </w:p>
+    <w:p>
+      <w:pPr>
+        <w:pStyle w:val="ListParagraph"/>
+        <w:numPr>
+          <w:ilvl w:val="0"/>
+          <w:numId w:val="1"/>
+        </w:numPr>
+        <w:spacing w:after="60"/>
+      </w:pPr>
+      <w:r>
+        <w:t xml:space="preserve">screener.in consolidated (valuation, quarterly + annual history, shareholding)</w:t>
+      </w:r>
+    </w:p>
+    <w:p>
+      <w:pPr>
+        <w:pStyle w:val="ListParagraph"/>
+        <w:numPr>
+          <w:ilvl w:val="0"/>
+          <w:numId w:val="1"/>
+        </w:numPr>
+        <w:spacing w:after="60"/>
+      </w:pPr>
+      <w:r>
+        <w:t xml:space="preserve">Investing.com / GuruFocus Q1 FY27 (Jun 2026) earnings-call highlights</w:t>
+      </w:r>
+    </w:p>
+    <w:p>
+      <w:pPr>
+        <w:pStyle w:val="ListParagraph"/>
+        <w:numPr>
+          <w:ilvl w:val="0"/>
+          <w:numId w:val="1"/>
+        </w:numPr>
+        <w:spacing w:after="60"/>
+      </w:pPr>
+      <w:r>
+        <w:t xml:space="preserve">AlphaStreet + Indian Chemical News Q1 FY26 results</w:t>
+      </w:r>
+    </w:p>
+    <w:p>
+      <w:pPr>
+        <w:pStyle w:val="ListParagraph"/>
+        <w:numPr>
+          <w:ilvl w:val="0"/>
+          <w:numId w:val="1"/>
+        </w:numPr>
+        <w:spacing w:after="60"/>
+      </w:pPr>
+      <w:r>
+        <w:t xml:space="preserve">Whalesbook FY26 order-intake note; MarketsMojo Q3 FY26 loss note</w:t>
+      </w:r>
+    </w:p>
+    <w:p>
+      <w:pPr>
+        <w:pStyle w:val="ListParagraph"/>
+        <w:numPr>
+          <w:ilvl w:val="0"/>
+          <w:numId w:val="1"/>
+        </w:numPr>
+        <w:spacing w:after="60"/>
+      </w:pPr>
+      <w:r>
+        <w:t xml:space="preserve">Investywise FY26 annual-earnings summary</w:t>
+      </w:r>
+    </w:p>
+    <w:p>
+      <w:pPr>
+        <w:spacing w:after="120"/>
+      </w:pPr>
+      <w:r>
+        <w:rPr>
+          <w:b/>
+          <w:bCs/>
+          <w:sz w:val="20"/>
+          <w:szCs w:val="20"/>
+        </w:rPr>
+        <w:t xml:space="preserve">Annual-report findings (3-year view):</w:t>
+      </w:r>
+    </w:p>
+    <w:p>
+      <w:pPr>
+        <w:pStyle w:val="ListParagraph"/>
+        <w:numPr>
+          <w:ilvl w:val="0"/>
+          <w:numId w:val="1"/>
+        </w:numPr>
+        <w:spacing w:after="60"/>
+      </w:pPr>
+      <w:r>
+        <w:t xml:space="preserve">FY26 revenue Rs 3,524 Cr (+10% YoY) but PAT only Rs 52 Cr (~1.5% net margin) vs FY23 peak PAT Rs 214 Cr - a structural, not one-off, profitability reset.</w:t>
+      </w:r>
+    </w:p>
+    <w:p>
+      <w:pPr>
+        <w:pStyle w:val="ListParagraph"/>
+        <w:numPr>
+          <w:ilvl w:val="0"/>
+          <w:numId w:val="1"/>
+        </w:numPr>
+        <w:spacing w:after="60"/>
+      </w:pPr>
+      <w:r>
+        <w:t xml:space="preserve">Borrowings Rs 1,041 Cr against equity + reserves ~Rs 1,205 Cr (Mar 2026), D/E ~0.86; interest cost surging and refinancing underway, management guiding ~6-7% blended cost for FY27-28.</w:t>
+      </w:r>
+    </w:p>
+    <w:p>
+      <w:pPr>
+        <w:pStyle w:val="ListParagraph"/>
+        <w:numPr>
+          <w:ilvl w:val="0"/>
+          <w:numId w:val="1"/>
+        </w:numPr>
+        <w:spacing w:after="60"/>
+      </w:pPr>
+      <w:r>
+        <w:t xml:space="preserve">Effective tax rate elevated (~30%) due to the multi-jurisdiction structure post the 2020 Pfaudler International acquisition; management says 18-24 months to normalise.</w:t>
+      </w:r>
+    </w:p>
+    <w:p>
+      <w:pPr>
+        <w:pStyle w:val="ListParagraph"/>
+        <w:numPr>
+          <w:ilvl w:val="0"/>
+          <w:numId w:val="1"/>
+        </w:numPr>
+        <w:spacing w:after="60"/>
+      </w:pPr>
+      <w:r>
+        <w:t xml:space="preserve">Promoter holding 25.2%, down from 75% in 2017 - a function of the acquisition financing / OFS, stable around 25% for several years (not a fresh governance event).</w:t>
+      </w:r>
+    </w:p>
+    <w:p>
+      <w:pPr>
+        <w:pStyle w:val="ListParagraph"/>
+        <w:numPr>
+          <w:ilvl w:val="0"/>
+          <w:numId w:val="1"/>
+        </w:numPr>
+        <w:spacing w:after="60"/>
+      </w:pPr>
+      <w:r>
+        <w:t xml:space="preserve">Global reorganisation into new divisions (CRT, PPT, HET, PST) with cost consolidation into India and Poland - ongoing restructuring spend is a live margin drag.</w:t>
+      </w:r>
+    </w:p>
+    <w:p>
+      <w:pPr>
+        <w:pStyle w:val="ListParagraph"/>
+        <w:numPr>
+          <w:ilvl w:val="0"/>
+          <w:numId w:val="1"/>
+        </w:numPr>
+        <w:spacing w:after="60"/>
+      </w:pPr>
+      <w:r>
+        <w:t xml:space="preserve">FY26 order intake ~Rs 3,714 Cr (+19% YoY), India business strong - book-to-bill above 1.</w:t>
+      </w:r>
+    </w:p>
+    <w:p>
+      <w:pPr>
+        <w:spacing w:after="120"/>
+      </w:pPr>
+      <w:r>
+        <w:rPr>
+          <w:b/>
+          <w:bCs/>
+          <w:sz w:val="20"/>
+          <w:szCs w:val="20"/>
+        </w:rPr>
+        <w:t xml:space="preserve">Quarterly trend (last ~4 quarters + concall commentary):</w:t>
+      </w:r>
+    </w:p>
+    <w:p>
+      <w:pPr>
+        <w:pStyle w:val="ListParagraph"/>
+        <w:numPr>
+          <w:ilvl w:val="0"/>
+          <w:numId w:val="1"/>
+        </w:numPr>
+        <w:spacing w:after="60"/>
+      </w:pPr>
+      <w:r>
+        <w:t xml:space="preserve">Jun 2025: rev 795, OPM 13%, PAT 10 (restructuring + mix hit)</w:t>
+      </w:r>
+    </w:p>
+    <w:p>
+      <w:pPr>
+        <w:pStyle w:val="ListParagraph"/>
+        <w:numPr>
+          <w:ilvl w:val="0"/>
+          <w:numId w:val="1"/>
+        </w:numPr>
+        <w:spacing w:after="60"/>
+      </w:pPr>
+      <w:r>
+        <w:t xml:space="preserve">Sep 2025: rev 902, OPM 13%, PAT 39</w:t>
+      </w:r>
+    </w:p>
+    <w:p>
+      <w:pPr>
+        <w:pStyle w:val="ListParagraph"/>
+        <w:numPr>
+          <w:ilvl w:val="0"/>
+          <w:numId w:val="1"/>
+        </w:numPr>
+        <w:spacing w:after="60"/>
+      </w:pPr>
+      <w:r>
+        <w:t xml:space="preserve">Dec 2025: rev 884, OPM 12%, PAT -11 (loss - interest + charges)</w:t>
+      </w:r>
+    </w:p>
+    <w:p>
+      <w:pPr>
+        <w:pStyle w:val="ListParagraph"/>
+        <w:numPr>
+          <w:ilvl w:val="0"/>
+          <w:numId w:val="1"/>
+        </w:numPr>
+        <w:spacing w:after="60"/>
+      </w:pPr>
+      <w:r>
+        <w:t xml:space="preserve">Mar 2026: rev 944, OPM 8%, PAT 15</w:t>
+      </w:r>
+    </w:p>
+    <w:p>
+      <w:pPr>
+        <w:pStyle w:val="ListParagraph"/>
+        <w:numPr>
+          <w:ilvl w:val="0"/>
+          <w:numId w:val="1"/>
+        </w:numPr>
+        <w:spacing w:after="60"/>
+      </w:pPr>
+      <w:r>
+        <w:t xml:space="preserve">Jun 2026 (Q1 FY27): rev 925 (+16% YoY), EBITDA 94 (-7% YoY, +25% QoQ), OPM ~10%, PAT 22 (~2x YoY off low base)</w:t>
+      </w:r>
+    </w:p>
+    <w:p>
+      <w:pPr>
+        <w:spacing w:after="120"/>
+      </w:pPr>
+      <w:r>
+        <w:rPr>
+          <w:b/>
+          <w:bCs/>
+          <w:sz w:val="20"/>
+          <w:szCs w:val="20"/>
+        </w:rPr>
+        <w:t xml:space="preserve">Exchange announcements (last 6 months):</w:t>
+      </w:r>
+    </w:p>
+    <w:p>
+      <w:pPr>
+        <w:pStyle w:val="ListParagraph"/>
+        <w:numPr>
+          <w:ilvl w:val="0"/>
+          <w:numId w:val="1"/>
+        </w:numPr>
+        <w:spacing w:after="60"/>
+      </w:pPr>
+      <w:r>
+        <w:t xml:space="preserve">Q1 FY27 order backlog a record ~Rs 2,900 Cr (+20% YoY, +4% QoQ); HET order intake +&gt;700% YoY, PPT +64% YoY.</w:t>
+      </w:r>
+    </w:p>
+    <w:p>
+      <w:pPr>
+        <w:pStyle w:val="ListParagraph"/>
+        <w:numPr>
+          <w:ilvl w:val="0"/>
+          <w:numId w:val="1"/>
+        </w:numPr>
+        <w:spacing w:after="60"/>
+      </w:pPr>
+      <w:r>
+        <w:t xml:space="preserve">PST (systems/defence) order intake fell to ~Rs 80 Cr vs ~Rs 363 Cr prior year on absence of a large defence order - lumpy segment.</w:t>
+      </w:r>
+    </w:p>
+    <w:p>
+      <w:pPr>
+        <w:pStyle w:val="ListParagraph"/>
+        <w:numPr>
+          <w:ilvl w:val="0"/>
+          <w:numId w:val="1"/>
+        </w:numPr>
+        <w:spacing w:after="60"/>
+      </w:pPr>
+      <w:r>
+        <w:t xml:space="preserve">Debt repayment of ~EUR 7 mn slated for Q2 FY27; refinancing of parent-level debt in progress.</w:t>
+      </w:r>
+    </w:p>
+    <w:p>
+      <w:pPr>
+        <w:pStyle w:val="ListParagraph"/>
+        <w:numPr>
+          <w:ilvl w:val="0"/>
+          <w:numId w:val="1"/>
+        </w:numPr>
+        <w:spacing w:after="60"/>
+      </w:pPr>
+      <w:r>
+        <w:t xml:space="preserve">Management reiterated a 15% EBITDA margin aspiration but explicitly declined formal guidance, wanting 'consistency over a few quarters'.</w:t>
+      </w:r>
+    </w:p>
+    <w:p>
+      <w:pPr>
+        <w:spacing w:after="120"/>
+      </w:pPr>
+      <w:r>
+        <w:rPr>
+          <w:b/>
+          <w:bCs/>
+          <w:sz w:val="20"/>
+          <w:szCs w:val="20"/>
+        </w:rPr>
+        <w:t xml:space="preserve">Key new facts vs. the prior write-up:</w:t>
+      </w:r>
+    </w:p>
+    <w:p>
+      <w:pPr>
+        <w:pStyle w:val="ListParagraph"/>
+        <w:numPr>
+          <w:ilvl w:val="0"/>
+          <w:numId w:val="1"/>
+        </w:numPr>
+        <w:spacing w:after="60"/>
+      </w:pPr>
+      <w:r>
+        <w:t xml:space="preserve">The reported profit 'inflection' is off a crushed base - Q1 FY27 EBITDA is still down 7% YoY; the margin is ~10% vs a 15% target.</w:t>
+      </w:r>
+    </w:p>
+    <w:p>
+      <w:pPr>
+        <w:pStyle w:val="ListParagraph"/>
+        <w:numPr>
+          <w:ilvl w:val="0"/>
+          <w:numId w:val="1"/>
+        </w:numPr>
+        <w:spacing w:after="60"/>
+      </w:pPr>
+      <w:r>
+        <w:t xml:space="preserve">Valuation is demanding: ~45x P/E, ~4.8x P/B on depressed earnings - a full recovery is priced in.</w:t>
+      </w:r>
+    </w:p>
+    <w:p>
+      <w:pPr>
+        <w:pStyle w:val="ListParagraph"/>
+        <w:numPr>
+          <w:ilvl w:val="0"/>
+          <w:numId w:val="1"/>
+        </w:numPr>
+        <w:spacing w:after="60"/>
+      </w:pPr>
+      <w:r>
+        <w:t xml:space="preserve">Balance sheet carries acquisition leverage (Rs 1,041 Cr debt) plus an elevated tax rate for another 18-24 months.</w:t>
+      </w:r>
+    </w:p>
+    <w:p>
+      <w:pPr>
+        <w:pStyle w:val="ListParagraph"/>
+        <w:numPr>
+          <w:ilvl w:val="0"/>
+          <w:numId w:val="1"/>
+        </w:numPr>
+        <w:spacing w:after="60"/>
+      </w:pPr>
+      <w:r>
+        <w:t xml:space="preserve">Order book / demand is genuinely strong (record backlog, book-to-bill &gt;1); the gap is entirely on margin conversion.</w:t>
+      </w:r>
+    </w:p>
+    <w:p>
+      <w:pPr>
+        <w:spacing w:after="120"/>
+      </w:pPr>
+      <w:r>
+        <w:rPr>
+          <w:b/>
+          <w:bCs/>
+          <w:sz w:val="20"/>
+          <w:szCs w:val="20"/>
+        </w:rPr>
+        <w:t xml:space="preserve">Open questions / what to watch:</w:t>
+      </w:r>
+    </w:p>
+    <w:p>
+      <w:pPr>
+        <w:pStyle w:val="ListParagraph"/>
+        <w:numPr>
+          <w:ilvl w:val="0"/>
+          <w:numId w:val="1"/>
+        </w:numPr>
+        <w:spacing w:after="60"/>
+      </w:pPr>
+      <w:r>
+        <w:t xml:space="preserve">Can the global restructuring actually lift consolidated EBITDA margin from ~10% to 14-15%, and by when?</w:t>
+      </w:r>
+    </w:p>
+    <w:p>
+      <w:pPr>
+        <w:pStyle w:val="ListParagraph"/>
+        <w:numPr>
+          <w:ilvl w:val="0"/>
+          <w:numId w:val="1"/>
+        </w:numPr>
+        <w:spacing w:after="60"/>
+      </w:pPr>
+      <w:r>
+        <w:t xml:space="preserve">How much of FY24-26 margin compression is cyclical (pharma/chem capex, pricing) vs structural (mix shift to lower-margin systems, parent cost base)?</w:t>
+      </w:r>
+    </w:p>
+    <w:p>
+      <w:pPr>
+        <w:pStyle w:val="ListParagraph"/>
+        <w:numPr>
+          <w:ilvl w:val="0"/>
+          <w:numId w:val="1"/>
+        </w:numPr>
+        <w:spacing w:after="60"/>
+      </w:pPr>
+      <w:r>
+        <w:t xml:space="preserve">Will refinancing meaningfully cut the interest bill, and what is the FY27 exit net-debt?</w:t>
+      </w:r>
+    </w:p>
+    <w:p>
+      <w:pPr>
+        <w:spacing w:after="120" w:before="120"/>
+      </w:pPr>
+      <w:r>
+        <w:rPr>
+          <w:b/>
+          <w:bCs/>
+          <w:sz w:val="20"/>
+          <w:szCs w:val="20"/>
+        </w:rPr>
+        <w:t xml:space="preserve">Conviction impact: </w:t>
+      </w:r>
+      <w:r>
+        <w:rPr>
+          <w:sz w:val="20"/>
+          <w:szCs w:val="20"/>
+        </w:rPr>
+        <w:t xml:space="preserve">Low -&gt; Low. Deep read lowers thesis_fit from 10x-in-2-3-years to 'neither': four-box 1.5, no confirmed margin inflection (Q1 FY27 EBITDA still -YoY), rich multiple on depressed earnings, and acquisition leverage. Real moat and record backlog keep it worth revisiting, not buying here.</w:t>
+      </w:r>
+    </w:p>
+    <w:p>
+      <w:pPr>
+        <w:pStyle w:val="Heading1"/>
+        <w:spacing w:after="120" w:before="280"/>
+      </w:pPr>
+      <w:r>
+        <w:t xml:space="preserve">Guidance &amp; Expectation Gap</w:t>
+      </w:r>
+    </w:p>
+    <w:p>
+      <w:pPr>
+        <w:spacing w:after="120"/>
+      </w:pPr>
       <w:r>
         <w:rPr>
           <w:i/>
@@ -380,6 +835,1909 @@
           <w:sz w:val="18"/>
           <w:szCs w:val="18"/>
         </w:rPr>
+        <w:t xml:space="preserve">Management guidance decoded into commitments, graded on the expectation → action → operational → commercial → financial ladder, then compared to what the current price appears to assume. Method: playbook/guidance-and-expectation-gap.md.</w:t>
+      </w:r>
+    </w:p>
+    <w:p>
+      <w:pPr>
+        <w:spacing w:after="120"/>
+      </w:pPr>
+      <w:r>
+        <w:rPr>
+          <w:b/>
+          <w:bCs/>
+          <w:sz w:val="20"/>
+          <w:szCs w:val="20"/>
+        </w:rPr>
+        <w:t xml:space="preserve">Commitment ladder (most-proven first):</w:t>
+      </w:r>
+    </w:p>
+    <w:tbl>
+      <w:tblPr>
+        <w:tblW w:type="dxa" w:w="9000"/>
+        <w:tblBorders>
+          <w:top w:val="single" w:color="auto" w:sz="4"/>
+          <w:left w:val="single" w:color="auto" w:sz="4"/>
+          <w:bottom w:val="single" w:color="auto" w:sz="4"/>
+          <w:right w:val="single" w:color="auto" w:sz="4"/>
+          <w:insideH w:val="single" w:color="auto" w:sz="4"/>
+          <w:insideV w:val="single" w:color="auto" w:sz="4"/>
+        </w:tblBorders>
+      </w:tblPr>
+      <w:tblGrid>
+        <w:gridCol w:w="1100"/>
+        <w:gridCol w:w="2600"/>
+        <w:gridCol w:w="2400"/>
+        <w:gridCol w:w="900"/>
+        <w:gridCol w:w="1200"/>
+        <w:gridCol w:w="800"/>
+      </w:tblGrid>
+      <w:tr>
+        <w:trPr>
+          <w:tblHeader/>
+        </w:trPr>
+        <w:tc>
+          <w:tcPr>
+            <w:tcW w:type="dxa" w:w="1100"/>
+            <w:shd w:fill="F2F2F2" w:val="clear"/>
+          </w:tcPr>
+          <w:p>
+            <w:r>
+              <w:rPr>
+                <w:b/>
+                <w:bCs/>
+                <w:sz w:val="18"/>
+                <w:szCs w:val="18"/>
+              </w:rPr>
+              <w:t xml:space="preserve">Area</w:t>
+            </w:r>
+          </w:p>
+        </w:tc>
+        <w:tc>
+          <w:tcPr>
+            <w:tcW w:type="dxa" w:w="2600"/>
+            <w:shd w:fill="F2F2F2" w:val="clear"/>
+          </w:tcPr>
+          <w:p>
+            <w:r>
+              <w:rPr>
+                <w:b/>
+                <w:bCs/>
+                <w:sz w:val="18"/>
+                <w:szCs w:val="18"/>
+              </w:rPr>
+              <w:t xml:space="preserve">Commitment</w:t>
+            </w:r>
+          </w:p>
+        </w:tc>
+        <w:tc>
+          <w:tcPr>
+            <w:tcW w:type="dxa" w:w="2400"/>
+            <w:shd w:fill="F2F2F2" w:val="clear"/>
+          </w:tcPr>
+          <w:p>
+            <w:r>
+              <w:rPr>
+                <w:b/>
+                <w:bCs/>
+                <w:sz w:val="18"/>
+                <w:szCs w:val="18"/>
+              </w:rPr>
+              <w:t xml:space="preserve">Specifics</w:t>
+            </w:r>
+          </w:p>
+        </w:tc>
+        <w:tc>
+          <w:tcPr>
+            <w:tcW w:type="dxa" w:w="900"/>
+            <w:shd w:fill="F2F2F2" w:val="clear"/>
+          </w:tcPr>
+          <w:p>
+            <w:r>
+              <w:rPr>
+                <w:b/>
+                <w:bCs/>
+                <w:sz w:val="18"/>
+                <w:szCs w:val="18"/>
+              </w:rPr>
+              <w:t xml:space="preserve">By when</w:t>
+            </w:r>
+          </w:p>
+        </w:tc>
+        <w:tc>
+          <w:tcPr>
+            <w:tcW w:type="dxa" w:w="1200"/>
+            <w:shd w:fill="F2F2F2" w:val="clear"/>
+          </w:tcPr>
+          <w:p>
+            <w:r>
+              <w:rPr>
+                <w:b/>
+                <w:bCs/>
+                <w:sz w:val="18"/>
+                <w:szCs w:val="18"/>
+              </w:rPr>
+              <w:t xml:space="preserve">Stage</w:t>
+            </w:r>
+          </w:p>
+        </w:tc>
+        <w:tc>
+          <w:tcPr>
+            <w:tcW w:type="dxa" w:w="800"/>
+            <w:shd w:fill="F2F2F2" w:val="clear"/>
+          </w:tcPr>
+          <w:p>
+            <w:r>
+              <w:rPr>
+                <w:b/>
+                <w:bCs/>
+                <w:sz w:val="18"/>
+                <w:szCs w:val="18"/>
+              </w:rPr>
+              <w:t xml:space="preserve">Thesis-critical</w:t>
+            </w:r>
+          </w:p>
+        </w:tc>
+      </w:tr>
+      <w:tr>
+        <w:tc>
+          <w:tcPr>
+            <w:tcW w:type="dxa" w:w="1100"/>
+          </w:tcPr>
+          <w:p>
+            <w:r>
+              <w:rPr>
+                <w:b w:val="false"/>
+                <w:bCs w:val="false"/>
+                <w:sz w:val="18"/>
+                <w:szCs w:val="18"/>
+              </w:rPr>
+              <w:t xml:space="preserve">orders</w:t>
+            </w:r>
+          </w:p>
+        </w:tc>
+        <w:tc>
+          <w:tcPr>
+            <w:tcW w:type="dxa" w:w="2600"/>
+          </w:tcPr>
+          <w:p>
+            <w:r>
+              <w:rPr>
+                <w:b w:val="false"/>
+                <w:bCs w:val="false"/>
+                <w:sz w:val="18"/>
+                <w:szCs w:val="18"/>
+              </w:rPr>
+              <w:t xml:space="preserve">Convert record ~Rs 2,900 Cr backlog into FY27 revenue</w:t>
+            </w:r>
+          </w:p>
+        </w:tc>
+        <w:tc>
+          <w:tcPr>
+            <w:tcW w:type="dxa" w:w="2400"/>
+          </w:tcPr>
+          <w:p>
+            <w:r>
+              <w:rPr>
+                <w:b w:val="false"/>
+                <w:bCs w:val="false"/>
+                <w:sz w:val="18"/>
+                <w:szCs w:val="18"/>
+              </w:rPr>
+              <w:t xml:space="preserve">~70% of order intake executes within 10-12 months</w:t>
+            </w:r>
+          </w:p>
+        </w:tc>
+        <w:tc>
+          <w:tcPr>
+            <w:tcW w:type="dxa" w:w="900"/>
+          </w:tcPr>
+          <w:p>
+            <w:r>
+              <w:rPr>
+                <w:b w:val="false"/>
+                <w:bCs w:val="false"/>
+                <w:sz w:val="18"/>
+                <w:szCs w:val="18"/>
+              </w:rPr>
+              <w:t xml:space="preserve">12M</w:t>
+            </w:r>
+          </w:p>
+        </w:tc>
+        <w:tc>
+          <w:tcPr>
+            <w:tcW w:type="dxa" w:w="1200"/>
+          </w:tcPr>
+          <w:p>
+            <w:r>
+              <w:rPr>
+                <w:b w:val="false"/>
+                <w:bCs w:val="false"/>
+                <w:sz w:val="18"/>
+                <w:szCs w:val="18"/>
+              </w:rPr>
+              <w:t xml:space="preserve">commercial</w:t>
+            </w:r>
+          </w:p>
+        </w:tc>
+        <w:tc>
+          <w:tcPr>
+            <w:tcW w:type="dxa" w:w="800"/>
+          </w:tcPr>
+          <w:p>
+            <w:r>
+              <w:rPr>
+                <w:b w:val="false"/>
+                <w:bCs w:val="false"/>
+                <w:sz w:val="18"/>
+                <w:szCs w:val="18"/>
+              </w:rPr>
+              <w:t xml:space="preserve">yes</w:t>
+            </w:r>
+          </w:p>
+        </w:tc>
+      </w:tr>
+      <w:tr>
+        <w:tc>
+          <w:tcPr>
+            <w:tcW w:type="dxa" w:w="1100"/>
+          </w:tcPr>
+          <w:p>
+            <w:r>
+              <w:rPr>
+                <w:b w:val="false"/>
+                <w:bCs w:val="false"/>
+                <w:sz w:val="18"/>
+                <w:szCs w:val="18"/>
+              </w:rPr>
+              <w:t xml:space="preserve">margin</w:t>
+            </w:r>
+          </w:p>
+        </w:tc>
+        <w:tc>
+          <w:tcPr>
+            <w:tcW w:type="dxa" w:w="2600"/>
+          </w:tcPr>
+          <w:p>
+            <w:r>
+              <w:rPr>
+                <w:b w:val="false"/>
+                <w:bCs w:val="false"/>
+                <w:sz w:val="18"/>
+                <w:szCs w:val="18"/>
+              </w:rPr>
+              <w:t xml:space="preserve">Lift consolidated EBITDA margin toward a 15% aspiration</w:t>
+            </w:r>
+          </w:p>
+        </w:tc>
+        <w:tc>
+          <w:tcPr>
+            <w:tcW w:type="dxa" w:w="2400"/>
+          </w:tcPr>
+          <w:p>
+            <w:r>
+              <w:rPr>
+                <w:b w:val="false"/>
+                <w:bCs w:val="false"/>
+                <w:sz w:val="18"/>
+                <w:szCs w:val="18"/>
+              </w:rPr>
+              <w:t xml:space="preserve">15% target; divisions 'currently around that range'; consolidated ~10%</w:t>
+            </w:r>
+          </w:p>
+        </w:tc>
+        <w:tc>
+          <w:tcPr>
+            <w:tcW w:type="dxa" w:w="900"/>
+          </w:tcPr>
+          <w:p>
+            <w:r>
+              <w:rPr>
+                <w:b w:val="false"/>
+                <w:bCs w:val="false"/>
+                <w:sz w:val="18"/>
+                <w:szCs w:val="18"/>
+              </w:rPr>
+              <w:t xml:space="preserve">FY28</w:t>
+            </w:r>
+          </w:p>
+        </w:tc>
+        <w:tc>
+          <w:tcPr>
+            <w:tcW w:type="dxa" w:w="1200"/>
+          </w:tcPr>
+          <w:p>
+            <w:r>
+              <w:rPr>
+                <w:b w:val="false"/>
+                <w:bCs w:val="false"/>
+                <w:sz w:val="18"/>
+                <w:szCs w:val="18"/>
+              </w:rPr>
+              <w:t xml:space="preserve">expectation</w:t>
+            </w:r>
+          </w:p>
+        </w:tc>
+        <w:tc>
+          <w:tcPr>
+            <w:tcW w:type="dxa" w:w="800"/>
+          </w:tcPr>
+          <w:p>
+            <w:r>
+              <w:rPr>
+                <w:b w:val="false"/>
+                <w:bCs w:val="false"/>
+                <w:sz w:val="18"/>
+                <w:szCs w:val="18"/>
+              </w:rPr>
+              <w:t xml:space="preserve">yes</w:t>
+            </w:r>
+          </w:p>
+        </w:tc>
+      </w:tr>
+      <w:tr>
+        <w:tc>
+          <w:tcPr>
+            <w:tcW w:type="dxa" w:w="1100"/>
+          </w:tcPr>
+          <w:p>
+            <w:r>
+              <w:rPr>
+                <w:b w:val="false"/>
+                <w:bCs w:val="false"/>
+                <w:sz w:val="18"/>
+                <w:szCs w:val="18"/>
+              </w:rPr>
+              <w:t xml:space="preserve">balance_sheet</w:t>
+            </w:r>
+          </w:p>
+        </w:tc>
+        <w:tc>
+          <w:tcPr>
+            <w:tcW w:type="dxa" w:w="2600"/>
+          </w:tcPr>
+          <w:p>
+            <w:r>
+              <w:rPr>
+                <w:b w:val="false"/>
+                <w:bCs w:val="false"/>
+                <w:sz w:val="18"/>
+                <w:szCs w:val="18"/>
+              </w:rPr>
+              <w:t xml:space="preserve">Refinance parent-level debt and repay ~EUR 7 mn</w:t>
+            </w:r>
+          </w:p>
+        </w:tc>
+        <w:tc>
+          <w:tcPr>
+            <w:tcW w:type="dxa" w:w="2400"/>
+          </w:tcPr>
+          <w:p>
+            <w:r>
+              <w:rPr>
+                <w:b w:val="false"/>
+                <w:bCs w:val="false"/>
+                <w:sz w:val="18"/>
+                <w:szCs w:val="18"/>
+              </w:rPr>
+              <w:t xml:space="preserve">~6-7% blended interest cost guided FY27-28; EUR 7 mn repayment Q2 FY27</w:t>
+            </w:r>
+          </w:p>
+        </w:tc>
+        <w:tc>
+          <w:tcPr>
+            <w:tcW w:type="dxa" w:w="900"/>
+          </w:tcPr>
+          <w:p>
+            <w:r>
+              <w:rPr>
+                <w:b w:val="false"/>
+                <w:bCs w:val="false"/>
+                <w:sz w:val="18"/>
+                <w:szCs w:val="18"/>
+              </w:rPr>
+              <w:t xml:space="preserve">6M</w:t>
+            </w:r>
+          </w:p>
+        </w:tc>
+        <w:tc>
+          <w:tcPr>
+            <w:tcW w:type="dxa" w:w="1200"/>
+          </w:tcPr>
+          <w:p>
+            <w:r>
+              <w:rPr>
+                <w:b w:val="false"/>
+                <w:bCs w:val="false"/>
+                <w:sz w:val="18"/>
+                <w:szCs w:val="18"/>
+              </w:rPr>
+              <w:t xml:space="preserve">action</w:t>
+            </w:r>
+          </w:p>
+        </w:tc>
+        <w:tc>
+          <w:tcPr>
+            <w:tcW w:type="dxa" w:w="800"/>
+          </w:tcPr>
+          <w:p>
+            <w:r>
+              <w:rPr>
+                <w:b w:val="false"/>
+                <w:bCs w:val="false"/>
+                <w:sz w:val="18"/>
+                <w:szCs w:val="18"/>
+              </w:rPr>
+              <w:t xml:space="preserve"/>
+            </w:r>
+          </w:p>
+        </w:tc>
+      </w:tr>
+      <w:tr>
+        <w:tc>
+          <w:tcPr>
+            <w:tcW w:type="dxa" w:w="1100"/>
+          </w:tcPr>
+          <w:p>
+            <w:r>
+              <w:rPr>
+                <w:b w:val="false"/>
+                <w:bCs w:val="false"/>
+                <w:sz w:val="18"/>
+                <w:szCs w:val="18"/>
+              </w:rPr>
+              <w:t xml:space="preserve">strategy</w:t>
+            </w:r>
+          </w:p>
+        </w:tc>
+        <w:tc>
+          <w:tcPr>
+            <w:tcW w:type="dxa" w:w="2600"/>
+          </w:tcPr>
+          <w:p>
+            <w:r>
+              <w:rPr>
+                <w:b w:val="false"/>
+                <w:bCs w:val="false"/>
+                <w:sz w:val="18"/>
+                <w:szCs w:val="18"/>
+              </w:rPr>
+              <w:t xml:space="preserve">Normalise effective tax rate post multi-jurisdiction restructuring</w:t>
+            </w:r>
+          </w:p>
+        </w:tc>
+        <w:tc>
+          <w:tcPr>
+            <w:tcW w:type="dxa" w:w="2400"/>
+          </w:tcPr>
+          <w:p>
+            <w:r>
+              <w:rPr>
+                <w:b w:val="false"/>
+                <w:bCs w:val="false"/>
+                <w:sz w:val="18"/>
+                <w:szCs w:val="18"/>
+              </w:rPr>
+              <w:t xml:space="preserve">model ~30% now; stabilises in 18-24 months</w:t>
+            </w:r>
+          </w:p>
+        </w:tc>
+        <w:tc>
+          <w:tcPr>
+            <w:tcW w:type="dxa" w:w="900"/>
+          </w:tcPr>
+          <w:p>
+            <w:r>
+              <w:rPr>
+                <w:b w:val="false"/>
+                <w:bCs w:val="false"/>
+                <w:sz w:val="18"/>
+                <w:szCs w:val="18"/>
+              </w:rPr>
+              <w:t xml:space="preserve">FY28</w:t>
+            </w:r>
+          </w:p>
+        </w:tc>
+        <w:tc>
+          <w:tcPr>
+            <w:tcW w:type="dxa" w:w="1200"/>
+          </w:tcPr>
+          <w:p>
+            <w:r>
+              <w:rPr>
+                <w:b w:val="false"/>
+                <w:bCs w:val="false"/>
+                <w:sz w:val="18"/>
+                <w:szCs w:val="18"/>
+              </w:rPr>
+              <w:t xml:space="preserve">expectation</w:t>
+            </w:r>
+          </w:p>
+        </w:tc>
+        <w:tc>
+          <w:tcPr>
+            <w:tcW w:type="dxa" w:w="800"/>
+          </w:tcPr>
+          <w:p>
+            <w:r>
+              <w:rPr>
+                <w:b w:val="false"/>
+                <w:bCs w:val="false"/>
+                <w:sz w:val="18"/>
+                <w:szCs w:val="18"/>
+              </w:rPr>
+              <w:t xml:space="preserve"/>
+            </w:r>
+          </w:p>
+        </w:tc>
+      </w:tr>
+    </w:tbl>
+    <w:p>
+      <w:pPr>
+        <w:spacing w:after="60" w:before="120"/>
+      </w:pPr>
+      <w:r>
+        <w:rPr>
+          <w:b/>
+          <w:bCs/>
+          <w:sz w:val="20"/>
+          <w:szCs w:val="20"/>
+        </w:rPr>
+        <w:t xml:space="preserve">Earnings chain: </w:t>
+      </w:r>
+      <w:r>
+        <w:rPr>
+          <w:b w:val="false"/>
+          <w:bCs w:val="false"/>
+          <w:sz w:val="20"/>
+          <w:szCs w:val="20"/>
+        </w:rPr>
+        <w:t xml:space="preserve">record order backlog</w:t>
+      </w:r>
+      <w:r>
+        <w:rPr>
+          <w:color w:val="666666"/>
+          <w:sz w:val="20"/>
+          <w:szCs w:val="20"/>
+        </w:rPr>
+        <w:t xml:space="preserve"> → </w:t>
+      </w:r>
+      <w:r>
+        <w:rPr>
+          <w:b w:val="false"/>
+          <w:bCs w:val="false"/>
+          <w:sz w:val="20"/>
+          <w:szCs w:val="20"/>
+        </w:rPr>
+        <w:t xml:space="preserve">revenue growth (+16% YoY)</w:t>
+      </w:r>
+      <w:r>
+        <w:rPr>
+          <w:color w:val="666666"/>
+          <w:sz w:val="20"/>
+          <w:szCs w:val="20"/>
+        </w:rPr>
+        <w:t xml:space="preserve"> → </w:t>
+      </w:r>
+      <w:r>
+        <w:rPr>
+          <w:b w:val="false"/>
+          <w:bCs w:val="false"/>
+          <w:sz w:val="20"/>
+          <w:szCs w:val="20"/>
+        </w:rPr>
+        <w:t xml:space="preserve">restructuring cost-out + pricing/mix</w:t>
+      </w:r>
+      <w:r>
+        <w:rPr>
+          <w:color w:val="666666"/>
+          <w:sz w:val="20"/>
+          <w:szCs w:val="20"/>
+        </w:rPr>
+        <w:t xml:space="preserve"> → </w:t>
+      </w:r>
+      <w:r>
+        <w:rPr>
+          <w:b/>
+          <w:bCs/>
+          <w:color w:val="A32020"/>
+          <w:sz w:val="20"/>
+          <w:szCs w:val="20"/>
+        </w:rPr>
+        <w:t xml:space="preserve">EBITDA margin recovery to ~15%</w:t>
+      </w:r>
+      <w:r>
+        <w:rPr>
+          <w:color w:val="666666"/>
+          <w:sz w:val="20"/>
+          <w:szCs w:val="20"/>
+        </w:rPr>
+        <w:t xml:space="preserve"> → </w:t>
+      </w:r>
+      <w:r>
+        <w:rPr>
+          <w:b w:val="false"/>
+          <w:bCs w:val="false"/>
+          <w:sz w:val="20"/>
+          <w:szCs w:val="20"/>
+        </w:rPr>
+        <w:t xml:space="preserve">lower interest post-refinancing</w:t>
+      </w:r>
+      <w:r>
+        <w:rPr>
+          <w:color w:val="666666"/>
+          <w:sz w:val="20"/>
+          <w:szCs w:val="20"/>
+        </w:rPr>
+        <w:t xml:space="preserve"> → </w:t>
+      </w:r>
+      <w:r>
+        <w:rPr>
+          <w:b w:val="false"/>
+          <w:bCs w:val="false"/>
+          <w:sz w:val="20"/>
+          <w:szCs w:val="20"/>
+        </w:rPr>
+        <w:t xml:space="preserve">tax normalisation</w:t>
+      </w:r>
+      <w:r>
+        <w:rPr>
+          <w:color w:val="666666"/>
+          <w:sz w:val="20"/>
+          <w:szCs w:val="20"/>
+        </w:rPr>
+        <w:t xml:space="preserve"> → </w:t>
+      </w:r>
+      <w:r>
+        <w:rPr>
+          <w:b w:val="false"/>
+          <w:bCs w:val="false"/>
+          <w:sz w:val="20"/>
+          <w:szCs w:val="20"/>
+        </w:rPr>
+        <w:t xml:space="preserve">PAT re-base 2-3x</w:t>
+      </w:r>
+    </w:p>
+    <w:p>
+      <w:pPr>
+        <w:spacing w:after="120"/>
+      </w:pPr>
+      <w:r>
+        <w:rPr>
+          <w:color w:val="666666"/>
+          <w:sz w:val="18"/>
+          <w:szCs w:val="18"/>
+        </w:rPr>
+        <w:t xml:space="preserve">Bottleneck link: EBITDA margin recovery to ~15%.</w:t>
+      </w:r>
+    </w:p>
+    <w:p>
+      <w:pPr>
+        <w:spacing w:after="120"/>
+      </w:pPr>
+      <w:r>
+        <w:rPr>
+          <w:color w:val="666666"/>
+          <w:sz w:val="18"/>
+          <w:szCs w:val="18"/>
+        </w:rPr>
+        <w:t xml:space="preserve">Operating leverage: unclear - revenue is growing but EBITDA fell YoY in Q1 FY27; leverage has not shown up yet</w:t>
+      </w:r>
+    </w:p>
+    <w:p>
+      <w:pPr>
+        <w:spacing w:after="120"/>
+      </w:pPr>
+      <w:r>
+        <w:rPr>
+          <w:color w:val="666666"/>
+          <w:sz w:val="18"/>
+          <w:szCs w:val="18"/>
+        </w:rPr>
+        <w:t xml:space="preserve">Evidenced: record order backlog; revenue growth (+16% YoY). Still assumed: restructuring cost-out + pricing/mix; EBITDA margin recovery to ~15%; lower interest post-refinancing; tax normalisation; PAT re-base 2-3x.</w:t>
+      </w:r>
+    </w:p>
+    <w:p>
+      <w:pPr>
+        <w:spacing w:after="120"/>
+      </w:pPr>
+      <w:r>
+        <w:rPr>
+          <w:b/>
+          <w:bCs/>
+          <w:sz w:val="20"/>
+          <w:szCs w:val="20"/>
+        </w:rPr>
+        <w:t xml:space="preserve">Market expectation vs. our path:</w:t>
+      </w:r>
+    </w:p>
+    <w:tbl>
+      <w:tblPr>
+        <w:tblW w:type="dxa" w:w="9000"/>
+        <w:tblBorders>
+          <w:top w:val="single" w:color="auto" w:sz="4"/>
+          <w:left w:val="single" w:color="auto" w:sz="4"/>
+          <w:bottom w:val="single" w:color="auto" w:sz="4"/>
+          <w:right w:val="single" w:color="auto" w:sz="4"/>
+          <w:insideH w:val="single" w:color="auto" w:sz="4"/>
+          <w:insideV w:val="single" w:color="auto" w:sz="4"/>
+        </w:tblBorders>
+      </w:tblPr>
+      <w:tblGrid>
+        <w:gridCol w:w="3200"/>
+        <w:gridCol w:w="5800"/>
+      </w:tblGrid>
+      <w:tr>
+        <w:tc>
+          <w:tcPr>
+            <w:tcW w:type="dxa" w:w="3200"/>
+            <w:shd w:fill="F2F2F2" w:val="clear"/>
+          </w:tcPr>
+          <w:p>
+            <w:r>
+              <w:rPr>
+                <w:b/>
+                <w:bCs/>
+              </w:rPr>
+              <w:t xml:space="preserve">As of</w:t>
+            </w:r>
+          </w:p>
+        </w:tc>
+        <w:tc>
+          <w:tcPr>
+            <w:tcW w:type="dxa" w:w="5800"/>
+          </w:tcPr>
+          <w:p>
+            <w:r>
+              <w:t xml:space="preserve">2026-09-08</w:t>
+            </w:r>
+          </w:p>
+        </w:tc>
+      </w:tr>
+      <w:tr>
+        <w:tc>
+          <w:tcPr>
+            <w:tcW w:type="dxa" w:w="3200"/>
+            <w:shd w:fill="F2F2F2" w:val="clear"/>
+          </w:tcPr>
+          <w:p>
+            <w:r>
+              <w:rPr>
+                <w:b/>
+                <w:bCs/>
+              </w:rPr>
+              <w:t xml:space="preserve">Price / multiple</w:t>
+            </w:r>
+          </w:p>
+        </w:tc>
+        <w:tc>
+          <w:tcPr>
+            <w:tcW w:type="dxa" w:w="5800"/>
+          </w:tcPr>
+          <w:p>
+            <w:r>
+              <w:t xml:space="preserve">Rs 1275 · 45.6x P/E</w:t>
+            </w:r>
+          </w:p>
+        </w:tc>
+      </w:tr>
+      <w:tr>
+        <w:tc>
+          <w:tcPr>
+            <w:tcW w:type="dxa" w:w="3200"/>
+            <w:shd w:fill="F2F2F2" w:val="clear"/>
+          </w:tcPr>
+          <w:p>
+            <w:r>
+              <w:rPr>
+                <w:b/>
+                <w:bCs/>
+              </w:rPr>
+              <w:t xml:space="preserve">Right valuation lens</w:t>
+            </w:r>
+          </w:p>
+        </w:tc>
+        <w:tc>
+          <w:tcPr>
+            <w:tcW w:type="dxa" w:w="5800"/>
+          </w:tcPr>
+          <w:p>
+            <w:r>
+              <w:t xml:space="preserve">P/E</w:t>
+            </w:r>
+          </w:p>
+        </w:tc>
+      </w:tr>
+      <w:tr>
+        <w:tc>
+          <w:tcPr>
+            <w:tcW w:type="dxa" w:w="3200"/>
+            <w:shd w:fill="F2F2F2" w:val="clear"/>
+          </w:tcPr>
+          <w:p>
+            <w:r>
+              <w:rPr>
+                <w:b/>
+                <w:bCs/>
+              </w:rPr>
+              <w:t xml:space="preserve">Price implies</w:t>
+            </w:r>
+          </w:p>
+        </w:tc>
+        <w:tc>
+          <w:tcPr>
+            <w:tcW w:type="dxa" w:w="5800"/>
+          </w:tcPr>
+          <w:p>
+            <w:r>
+              <w:t xml:space="preserve">~35-45% EPS CAGR FY26-FY28 needed to justify ~45x today against a ~22-25x exit for a mid-quality cyclical franchise - i.e. the market is pricing a full margin + earnings recovery</w:t>
+            </w:r>
+          </w:p>
+        </w:tc>
+      </w:tr>
+      <w:tr>
+        <w:tc>
+          <w:tcPr>
+            <w:tcW w:type="dxa" w:w="3200"/>
+            <w:shd w:fill="F2F2F2" w:val="clear"/>
+          </w:tcPr>
+          <w:p>
+            <w:r>
+              <w:rPr>
+                <w:b/>
+                <w:bCs/>
+              </w:rPr>
+              <w:t xml:space="preserve">Our FY27</w:t>
+            </w:r>
+          </w:p>
+        </w:tc>
+        <w:tc>
+          <w:tcPr>
+            <w:tcW w:type="dxa" w:w="5800"/>
+          </w:tcPr>
+          <w:p>
+            <w:r>
+              <w:t xml:space="preserve">revenue +10-14%, consolidated EBITDA margin 11-12% (not yet 15%), PAT Rs 90-130 Cr as the base normalises but tax + interest still heavy</w:t>
+            </w:r>
+          </w:p>
+        </w:tc>
+      </w:tr>
+      <w:tr>
+        <w:tc>
+          <w:tcPr>
+            <w:tcW w:type="dxa" w:w="3200"/>
+            <w:shd w:fill="F2F2F2" w:val="clear"/>
+          </w:tcPr>
+          <w:p>
+            <w:r>
+              <w:rPr>
+                <w:b/>
+                <w:bCs/>
+              </w:rPr>
+              <w:t xml:space="preserve">Our FY28</w:t>
+            </w:r>
+          </w:p>
+        </w:tc>
+        <w:tc>
+          <w:tcPr>
+            <w:tcW w:type="dxa" w:w="5800"/>
+          </w:tcPr>
+          <w:p>
+            <w:r>
+              <w:t xml:space="preserve">if restructuring delivers, EBITDA margin 13-14% and PAT Rs 180-240 Cr; wide range, execution-dependent</w:t>
+            </w:r>
+          </w:p>
+        </w:tc>
+      </w:tr>
+      <w:tr>
+        <w:tc>
+          <w:tcPr>
+            <w:tcW w:type="dxa" w:w="3200"/>
+            <w:shd w:fill="F2F2F2" w:val="clear"/>
+          </w:tcPr>
+          <w:p>
+            <w:r>
+              <w:rPr>
+                <w:b/>
+                <w:bCs/>
+              </w:rPr>
+              <w:t xml:space="preserve">Gap direction</w:t>
+            </w:r>
+          </w:p>
+        </w:tc>
+        <w:tc>
+          <w:tcPr>
+            <w:tcW w:type="dxa" w:w="5800"/>
+          </w:tcPr>
+          <w:p>
+            <w:r>
+              <w:t xml:space="preserve">over-optimistic</w:t>
+            </w:r>
+          </w:p>
+        </w:tc>
+      </w:tr>
+      <w:tr>
+        <w:tc>
+          <w:tcPr>
+            <w:tcW w:type="dxa" w:w="3200"/>
+            <w:shd w:fill="F2F2F2" w:val="clear"/>
+          </w:tcPr>
+          <w:p>
+            <w:r>
+              <w:rPr>
+                <w:b/>
+                <w:bCs/>
+              </w:rPr>
+              <w:t xml:space="preserve">Gap type</w:t>
+            </w:r>
+          </w:p>
+        </w:tc>
+        <w:tc>
+          <w:tcPr>
+            <w:tcW w:type="dxa" w:w="5800"/>
+          </w:tcPr>
+          <w:p>
+            <w:r>
+              <w:t xml:space="preserve">margin</w:t>
+            </w:r>
+          </w:p>
+        </w:tc>
+      </w:tr>
+      <w:tr>
+        <w:tc>
+          <w:tcPr>
+            <w:tcW w:type="dxa" w:w="3200"/>
+            <w:shd w:fill="F2F2F2" w:val="clear"/>
+          </w:tcPr>
+          <w:p>
+            <w:r>
+              <w:rPr>
+                <w:b/>
+                <w:bCs/>
+              </w:rPr>
+              <w:t xml:space="preserve">Gap magnitude</w:t>
+            </w:r>
+          </w:p>
+        </w:tc>
+        <w:tc>
+          <w:tcPr>
+            <w:tcW w:type="dxa" w:w="5800"/>
+          </w:tcPr>
+          <w:p>
+            <w:r>
+              <w:t xml:space="preserve">-25% (our FY28 PAT vs implied)</w:t>
+            </w:r>
+          </w:p>
+        </w:tc>
+      </w:tr>
+      <w:tr>
+        <w:tc>
+          <w:tcPr>
+            <w:tcW w:type="dxa" w:w="3200"/>
+            <w:shd w:fill="F2F2F2" w:val="clear"/>
+          </w:tcPr>
+          <w:p>
+            <w:r>
+              <w:rPr>
+                <w:b/>
+                <w:bCs/>
+              </w:rPr>
+              <w:t xml:space="preserve">Gap basis</w:t>
+            </w:r>
+          </w:p>
+        </w:tc>
+        <w:tc>
+          <w:tcPr>
+            <w:tcW w:type="dxa" w:w="5800"/>
+          </w:tcPr>
+          <w:p>
+            <w:r>
+              <w:t xml:space="preserve">the ~45x multiple needs a fast, full margin recovery; Q1 FY27 EBITDA still fell YoY and management gave no guidance - our path sits below what the price requires</w:t>
+            </w:r>
+          </w:p>
+        </w:tc>
+      </w:tr>
+      <w:tr>
+        <w:tc>
+          <w:tcPr>
+            <w:tcW w:type="dxa" w:w="3200"/>
+            <w:shd w:fill="F2F2F2" w:val="clear"/>
+          </w:tcPr>
+          <w:p>
+            <w:r>
+              <w:rPr>
+                <w:b/>
+                <w:bCs/>
+              </w:rPr>
+              <w:t xml:space="preserve">Evidence quality</w:t>
+            </w:r>
+          </w:p>
+        </w:tc>
+        <w:tc>
+          <w:tcPr>
+            <w:tcW w:type="dxa" w:w="5800"/>
+          </w:tcPr>
+          <w:p>
+            <w:r>
+              <w:t xml:space="preserve">weak</w:t>
+            </w:r>
+          </w:p>
+        </w:tc>
+      </w:tr>
+    </w:tbl>
+    <w:p>
+      <w:pPr>
+        <w:spacing w:after="120"/>
+      </w:pPr>
+      <w:r>
+        <w:rPr>
+          <w:i/>
+          <w:iCs/>
+          <w:color w:val="666666"/>
+          <w:sz w:val="16"/>
+          <w:szCs w:val="16"/>
+        </w:rPr>
+        <w:t xml:space="preserve">no broker consensus; implied path is a reverse-P/E estimate + screener.in forward figures + VP thread view</w:t>
+      </w:r>
+    </w:p>
+    <w:p>
+      <w:pPr>
+        <w:spacing w:after="120" w:before="120"/>
+      </w:pPr>
+      <w:r>
+        <w:rPr>
+          <w:b/>
+          <w:bCs/>
+          <w:sz w:val="20"/>
+          <w:szCs w:val="20"/>
+        </w:rPr>
+        <w:t xml:space="preserve">Catalyst: </w:t>
+      </w:r>
+      <w:r>
+        <w:rPr>
+          <w:sz w:val="20"/>
+          <w:szCs w:val="20"/>
+        </w:rPr>
+        <w:t xml:space="preserve">Two consecutive quarters showing consolidated EBITDA margin toward 13-15% and PAT growth off a normalised base</w:t>
+      </w:r>
+      <w:r>
+        <w:rPr>
+          <w:color w:val="666666"/>
+          <w:sz w:val="18"/>
+          <w:szCs w:val="18"/>
+        </w:rPr>
+        <w:t xml:space="preserve"> (window ~12M from 2026-09-08; undated; evidence low; pending)</w:t>
+      </w:r>
+    </w:p>
+    <w:p>
+      <w:pPr>
+        <w:pStyle w:val="Heading1"/>
+        <w:spacing w:after="120" w:before="280"/>
+      </w:pPr>
+      <w:r>
+        <w:t xml:space="preserve">Ishmohit-Lens Checks (value chain · earnings quality · growth trajectory · management · quality metrics · track record · global-signal check)</w:t>
+      </w:r>
+    </w:p>
+    <w:p>
+      <w:pPr>
+        <w:spacing w:after="120"/>
+      </w:pPr>
+      <w:r>
+        <w:rPr>
+          <w:i/>
+          <w:iCs/>
+          <w:color w:val="666666"/>
+          <w:sz w:val="18"/>
+          <w:szCs w:val="18"/>
+        </w:rPr>
+        <w:t xml:space="preserve">Extra checks drawn from @ishmohit1 / SOIC methodology (playbook/ishmohit-soic-style.md): where the company sits in its value chain and what the supply side is doing, whether a margin/PAT inflection is structural or a cyclical peak, the rate-of-change of growth vs. what the multiple demands, and management quality as a positive attribute.</w:t>
+      </w:r>
+    </w:p>
+    <w:p>
+      <w:pPr>
+        <w:spacing w:after="120"/>
+      </w:pPr>
+      <w:r>
+        <w:rPr>
+          <w:b/>
+          <w:bCs/>
+          <w:sz w:val="20"/>
+          <w:szCs w:val="20"/>
+        </w:rPr>
+        <w:t xml:space="preserve">Value chain &amp; supply side:</w:t>
+      </w:r>
+    </w:p>
+    <w:tbl>
+      <w:tblPr>
+        <w:tblW w:type="dxa" w:w="9000"/>
+        <w:tblBorders>
+          <w:top w:val="single" w:color="auto" w:sz="4"/>
+          <w:left w:val="single" w:color="auto" w:sz="4"/>
+          <w:bottom w:val="single" w:color="auto" w:sz="4"/>
+          <w:right w:val="single" w:color="auto" w:sz="4"/>
+          <w:insideH w:val="single" w:color="auto" w:sz="4"/>
+          <w:insideV w:val="single" w:color="auto" w:sz="4"/>
+        </w:tblBorders>
+      </w:tblPr>
+      <w:tblGrid>
+        <w:gridCol w:w="3200"/>
+        <w:gridCol w:w="5800"/>
+      </w:tblGrid>
+      <w:tr>
+        <w:tc>
+          <w:tcPr>
+            <w:tcW w:type="dxa" w:w="3200"/>
+            <w:shd w:fill="F2F2F2" w:val="clear"/>
+          </w:tcPr>
+          <w:p>
+            <w:r>
+              <w:rPr>
+                <w:b/>
+                <w:bCs/>
+              </w:rPr>
+              <w:t xml:space="preserve">Theme</w:t>
+            </w:r>
+          </w:p>
+        </w:tc>
+        <w:tc>
+          <w:tcPr>
+            <w:tcW w:type="dxa" w:w="5800"/>
+          </w:tcPr>
+          <w:p>
+            <w:r>
+              <w:t xml:space="preserve">process equipment for pharma / specialty-chemical capex</w:t>
+            </w:r>
+          </w:p>
+        </w:tc>
+      </w:tr>
+      <w:tr>
+        <w:tc>
+          <w:tcPr>
+            <w:tcW w:type="dxa" w:w="3200"/>
+            <w:shd w:fill="F2F2F2" w:val="clear"/>
+          </w:tcPr>
+          <w:p>
+            <w:r>
+              <w:rPr>
+                <w:b/>
+                <w:bCs/>
+              </w:rPr>
+              <w:t xml:space="preserve">This company's position</w:t>
+            </w:r>
+          </w:p>
+        </w:tc>
+        <w:tc>
+          <w:tcPr>
+            <w:tcW w:type="dxa" w:w="5800"/>
+          </w:tcPr>
+          <w:p>
+            <w:r>
+              <w:t xml:space="preserve">global leader in glass-lined reactors/equipment; ~50% India share; installed base + reglass/aftermarket services</w:t>
+            </w:r>
+          </w:p>
+        </w:tc>
+      </w:tr>
+      <w:tr>
+        <w:tc>
+          <w:tcPr>
+            <w:tcW w:type="dxa" w:w="3200"/>
+            <w:shd w:fill="F2F2F2" w:val="clear"/>
+          </w:tcPr>
+          <w:p>
+            <w:r>
+              <w:rPr>
+                <w:b/>
+                <w:bCs/>
+              </w:rPr>
+              <w:t xml:space="preserve">Bottleneck node (pricing power)</w:t>
+            </w:r>
+          </w:p>
+        </w:tc>
+        <w:tc>
+          <w:tcPr>
+            <w:tcW w:type="dxa" w:w="5800"/>
+          </w:tcPr>
+          <w:p>
+            <w:r>
+              <w:t xml:space="preserve">OEM engineering + glass-lining capacity + customer capex approvals</w:t>
+            </w:r>
+          </w:p>
+        </w:tc>
+      </w:tr>
+      <w:tr>
+        <w:tc>
+          <w:tcPr>
+            <w:tcW w:type="dxa" w:w="3200"/>
+            <w:shd w:fill="F2F2F2" w:val="clear"/>
+          </w:tcPr>
+          <w:p>
+            <w:r>
+              <w:rPr>
+                <w:b/>
+                <w:bCs/>
+              </w:rPr>
+              <w:t xml:space="preserve">Supply-side status</w:t>
+            </w:r>
+          </w:p>
+        </w:tc>
+        <w:tc>
+          <w:tcPr>
+            <w:tcW w:type="dxa" w:w="5800"/>
+          </w:tcPr>
+          <w:p>
+            <w:r>
+              <w:t xml:space="preserve">consolidating</w:t>
+            </w:r>
+          </w:p>
+        </w:tc>
+      </w:tr>
+      <w:tr>
+        <w:tc>
+          <w:tcPr>
+            <w:tcW w:type="dxa" w:w="3200"/>
+            <w:shd w:fill="F2F2F2" w:val="clear"/>
+          </w:tcPr>
+          <w:p>
+            <w:r>
+              <w:rPr>
+                <w:b/>
+                <w:bCs/>
+              </w:rPr>
+              <w:t xml:space="preserve">Adjacent-node peers</w:t>
+            </w:r>
+          </w:p>
+        </w:tc>
+        <w:tc>
+          <w:tcPr>
+            <w:tcW w:type="dxa" w:w="5800"/>
+          </w:tcPr>
+          <w:p>
+            <w:r>
+              <w:t xml:space="preserve">Thermax, HLE Glascoat / Swiss Glascoat, Praj Industries, GMM's parent Pfaudler globally</w:t>
+            </w:r>
+          </w:p>
+        </w:tc>
+      </w:tr>
+    </w:tbl>
+    <w:p>
+      <w:pPr>
+        <w:spacing w:after="120"/>
+      </w:pPr>
+      <w:r>
+        <w:rPr>
+          <w:color w:val="666666"/>
+          <w:sz w:val="18"/>
+          <w:szCs w:val="18"/>
+        </w:rPr>
+        <w:t xml:space="preserve">GLE is a consolidated global oligopoly (GMM/Pfaudler + De Dietrich + a few others) - the moat is real; the problem is the parent-level cost base and leverage acquired in 2020, not competitive erosion.</w:t>
+      </w:r>
+    </w:p>
+    <w:p>
+      <w:pPr>
+        <w:spacing w:after="60" w:before="120"/>
+      </w:pPr>
+      <w:r>
+        <w:rPr>
+          <w:b/>
+          <w:bCs/>
+          <w:sz w:val="20"/>
+          <w:szCs w:val="20"/>
+        </w:rPr>
+        <w:t xml:space="preserve">Earnings quality: </w:t>
+      </w:r>
+      <w:r>
+        <w:rPr>
+          <w:sz w:val="20"/>
+          <w:szCs w:val="20"/>
+        </w:rPr>
+        <w:t xml:space="preserve">margin driver mixed</w:t>
+      </w:r>
+      <w:r>
+        <w:rPr>
+          <w:b/>
+          <w:bCs/>
+          <w:color w:val="A32020"/>
+          <w:sz w:val="20"/>
+          <w:szCs w:val="20"/>
+        </w:rPr>
+        <w:t xml:space="preserve"/>
+      </w:r>
+    </w:p>
+    <w:p>
+      <w:pPr>
+        <w:spacing w:after="120"/>
+      </w:pPr>
+      <w:r>
+        <w:rPr>
+          <w:color w:val="666666"/>
+          <w:sz w:val="18"/>
+          <w:szCs w:val="18"/>
+        </w:rPr>
+        <w:t xml:space="preserve">Drivers: cyclical pharma/chem capex + pricing pressure; structural mix shift toward lower-margin systems/services; parent (global) cost base + restructuring charges; elevated interest and tax post the 2020 acquisition.</w:t>
+      </w:r>
+    </w:p>
+    <w:p>
+      <w:pPr>
+        <w:spacing w:after="120"/>
+      </w:pPr>
+      <w:r>
+        <w:rPr>
+          <w:color w:val="666666"/>
+          <w:sz w:val="18"/>
+          <w:szCs w:val="18"/>
+        </w:rPr>
+        <w:t xml:space="preserve">Current ~10% consolidated EBITDA / ~1.5% net margin is well BELOW a defensible through-cycle level (mid-cycle net ~6-8%, EBITDA 14-16%). This is a trough, not a peak - no peak-margin risk; the question is whether the trough is structural.</w:t>
+      </w:r>
+    </w:p>
+    <w:p>
+      <w:pPr>
+        <w:spacing w:after="60" w:before="120"/>
+      </w:pPr>
+      <w:r>
+        <w:rPr>
+          <w:b/>
+          <w:bCs/>
+          <w:sz w:val="20"/>
+          <w:szCs w:val="20"/>
+        </w:rPr>
+        <w:t xml:space="preserve">Growth trajectory: </w:t>
+      </w:r>
+      <w:r>
+        <w:rPr>
+          <w:b w:val="false"/>
+          <w:bCs w:val="false"/>
+          <w:sz w:val="20"/>
+          <w:szCs w:val="20"/>
+        </w:rPr>
+        <w:t xml:space="preserve">YoY growth rate is lumpy</w:t>
+      </w:r>
+    </w:p>
+    <w:p>
+      <w:pPr>
+        <w:spacing w:after="120"/>
+      </w:pPr>
+      <w:r>
+        <w:rPr>
+          <w:color w:val="666666"/>
+          <w:sz w:val="18"/>
+          <w:szCs w:val="18"/>
+        </w:rPr>
+        <w:t xml:space="preserve">Revenue YoY oldest-&gt;newest (approx): Q1FY26 +1%, Q2FY26 +low-teens, Q3FY26 +10%, Q4FY26 +mid-single, Q1FY27 +16%. PAT wildly volatile: 10, 39, -11, 15, 22. Order intake lumpy (defence swings).</w:t>
+      </w:r>
+    </w:p>
+    <w:p>
+      <w:pPr>
+        <w:spacing w:after="120"/>
+      </w:pPr>
+      <w:r>
+        <w:rPr>
+          <w:color w:val="666666"/>
+          <w:sz w:val="18"/>
+          <w:szCs w:val="18"/>
+        </w:rPr>
+        <w:t xml:space="preserve">Reverse P/E: Revenue growth is fine (~10-16%) but the ~45x multiple needs PAT to compound 35%+; PAT is currently recovering off a crushed base with no margin confirmation, so the rate-of-change does not yet support the multiple.</w:t>
+      </w:r>
+    </w:p>
+    <w:p>
+      <w:pPr>
+        <w:spacing w:after="120"/>
+      </w:pPr>
+      <w:r>
+        <w:rPr>
+          <w:b/>
+          <w:bCs/>
+          <w:sz w:val="20"/>
+          <w:szCs w:val="20"/>
+        </w:rPr>
+        <w:t xml:space="preserve">Management quality (TVGP's "P"):</w:t>
+      </w:r>
+    </w:p>
+    <w:tbl>
+      <w:tblPr>
+        <w:tblW w:type="dxa" w:w="9000"/>
+        <w:tblBorders>
+          <w:top w:val="single" w:color="auto" w:sz="4"/>
+          <w:left w:val="single" w:color="auto" w:sz="4"/>
+          <w:bottom w:val="single" w:color="auto" w:sz="4"/>
+          <w:right w:val="single" w:color="auto" w:sz="4"/>
+          <w:insideH w:val="single" w:color="auto" w:sz="4"/>
+          <w:insideV w:val="single" w:color="auto" w:sz="4"/>
+        </w:tblBorders>
+      </w:tblPr>
+      <w:tblGrid>
+        <w:gridCol w:w="3200"/>
+        <w:gridCol w:w="5800"/>
+      </w:tblGrid>
+      <w:tr>
+        <w:tc>
+          <w:tcPr>
+            <w:tcW w:type="dxa" w:w="3200"/>
+            <w:shd w:fill="F2F2F2" w:val="clear"/>
+          </w:tcPr>
+          <w:p>
+            <w:r>
+              <w:rPr>
+                <w:b/>
+                <w:bCs/>
+              </w:rPr>
+              <w:t xml:space="preserve">Assessment</w:t>
+            </w:r>
+          </w:p>
+        </w:tc>
+        <w:tc>
+          <w:tcPr>
+            <w:tcW w:type="dxa" w:w="5800"/>
+          </w:tcPr>
+          <w:p>
+            <w:r>
+              <w:t xml:space="preserve">neutral</w:t>
+            </w:r>
+          </w:p>
+        </w:tc>
+      </w:tr>
+      <w:tr>
+        <w:tc>
+          <w:tcPr>
+            <w:tcW w:type="dxa" w:w="3200"/>
+            <w:shd w:fill="F2F2F2" w:val="clear"/>
+          </w:tcPr>
+          <w:p>
+            <w:r>
+              <w:rPr>
+                <w:b/>
+                <w:bCs/>
+              </w:rPr>
+              <w:t xml:space="preserve">Capital allocation</w:t>
+            </w:r>
+          </w:p>
+        </w:tc>
+        <w:tc>
+          <w:tcPr>
+            <w:tcW w:type="dxa" w:w="5800"/>
+          </w:tcPr>
+          <w:p>
+            <w:r>
+              <w:t xml:space="preserve">The defining decision was the 2020 debt-funded acquisition of Pfaudler International (global parent) - strategically bold but it loaded the balance sheet, diluted promoter holding to ~25%, and the incremental ROCE on that deal has been poor (group ROCE fell to ~13.6%). Ongoing global restructuring is an attempt to fix it. (unclear)</w:t>
+            </w:r>
+          </w:p>
+        </w:tc>
+      </w:tr>
+      <w:tr>
+        <w:tc>
+          <w:tcPr>
+            <w:tcW w:type="dxa" w:w="3200"/>
+            <w:shd w:fill="F2F2F2" w:val="clear"/>
+          </w:tcPr>
+          <w:p>
+            <w:r>
+              <w:rPr>
+                <w:b/>
+                <w:bCs/>
+              </w:rPr>
+              <w:t xml:space="preserve">Related-party trend</w:t>
+            </w:r>
+          </w:p>
+        </w:tc>
+        <w:tc>
+          <w:tcPr>
+            <w:tcW w:type="dxa" w:w="5800"/>
+          </w:tcPr>
+          <w:p>
+            <w:r>
+              <w:t xml:space="preserve">flat</w:t>
+            </w:r>
+          </w:p>
+        </w:tc>
+      </w:tr>
+      <w:tr>
+        <w:tc>
+          <w:tcPr>
+            <w:tcW w:type="dxa" w:w="3200"/>
+            <w:shd w:fill="F2F2F2" w:val="clear"/>
+          </w:tcPr>
+          <w:p>
+            <w:r>
+              <w:rPr>
+                <w:b/>
+                <w:bCs/>
+              </w:rPr>
+              <w:t xml:space="preserve">Guidance credibility</w:t>
+            </w:r>
+          </w:p>
+        </w:tc>
+        <w:tc>
+          <w:tcPr>
+            <w:tcW w:type="dxa" w:w="5800"/>
+          </w:tcPr>
+          <w:p>
+            <w:r>
+              <w:t xml:space="preserve">mixed</w:t>
+            </w:r>
+          </w:p>
+        </w:tc>
+      </w:tr>
+      <w:tr>
+        <w:tc>
+          <w:tcPr>
+            <w:tcW w:type="dxa" w:w="3200"/>
+            <w:shd w:fill="F2F2F2" w:val="clear"/>
+          </w:tcPr>
+          <w:p>
+            <w:r>
+              <w:rPr>
+                <w:b/>
+                <w:bCs/>
+              </w:rPr>
+              <w:t xml:space="preserve">Shareholder returns</w:t>
+            </w:r>
+          </w:p>
+        </w:tc>
+        <w:tc>
+          <w:tcPr>
+            <w:tcW w:type="dxa" w:w="5800"/>
+          </w:tcPr>
+          <w:p>
+            <w:r>
+              <w:t xml:space="preserve">consistent</w:t>
+            </w:r>
+          </w:p>
+        </w:tc>
+      </w:tr>
+      <w:tr>
+        <w:tc>
+          <w:tcPr>
+            <w:tcW w:type="dxa" w:w="3200"/>
+            <w:shd w:fill="F2F2F2" w:val="clear"/>
+          </w:tcPr>
+          <w:p>
+            <w:r>
+              <w:rPr>
+                <w:b/>
+                <w:bCs/>
+              </w:rPr>
+              <w:t xml:space="preserve">Capability ladder / VAP</w:t>
+            </w:r>
+          </w:p>
+        </w:tc>
+        <w:tc>
+          <w:tcPr>
+            <w:tcW w:type="dxa" w:w="5800"/>
+          </w:tcPr>
+          <w:p>
+            <w:r>
+              <w:t xml:space="preserve">—</w:t>
+            </w:r>
+          </w:p>
+        </w:tc>
+      </w:tr>
+    </w:tbl>
+    <w:p>
+      <w:pPr>
+        <w:spacing w:after="120"/>
+      </w:pPr>
+      <w:r>
+        <w:rPr>
+          <w:b/>
+          <w:bCs/>
+          <w:sz w:val="20"/>
+          <w:szCs w:val="20"/>
+        </w:rPr>
+        <w:t xml:space="preserve">Quality metrics (ROCE · debt · FCF · margin · capex):</w:t>
+      </w:r>
+    </w:p>
+    <w:tbl>
+      <w:tblPr>
+        <w:tblW w:type="dxa" w:w="9000"/>
+        <w:tblBorders>
+          <w:top w:val="single" w:color="auto" w:sz="4"/>
+          <w:left w:val="single" w:color="auto" w:sz="4"/>
+          <w:bottom w:val="single" w:color="auto" w:sz="4"/>
+          <w:right w:val="single" w:color="auto" w:sz="4"/>
+          <w:insideH w:val="single" w:color="auto" w:sz="4"/>
+          <w:insideV w:val="single" w:color="auto" w:sz="4"/>
+        </w:tblBorders>
+      </w:tblPr>
+      <w:tblGrid>
+        <w:gridCol w:w="3200"/>
+        <w:gridCol w:w="5800"/>
+      </w:tblGrid>
+      <w:tr>
+        <w:tc>
+          <w:tcPr>
+            <w:tcW w:type="dxa" w:w="3200"/>
+            <w:shd w:fill="F2F2F2" w:val="clear"/>
+          </w:tcPr>
+          <w:p>
+            <w:r>
+              <w:rPr>
+                <w:b/>
+                <w:bCs/>
+              </w:rPr>
+              <w:t xml:space="preserve">Assessment</w:t>
+            </w:r>
+          </w:p>
+        </w:tc>
+        <w:tc>
+          <w:tcPr>
+            <w:tcW w:type="dxa" w:w="5800"/>
+          </w:tcPr>
+          <w:p>
+            <w:r>
+              <w:t xml:space="preserve">concern</w:t>
+            </w:r>
+          </w:p>
+        </w:tc>
+      </w:tr>
+      <w:tr>
+        <w:tc>
+          <w:tcPr>
+            <w:tcW w:type="dxa" w:w="3200"/>
+            <w:shd w:fill="F2F2F2" w:val="clear"/>
+          </w:tcPr>
+          <w:p>
+            <w:r>
+              <w:rPr>
+                <w:b/>
+                <w:bCs/>
+              </w:rPr>
+              <w:t xml:space="preserve">ROCE</w:t>
+            </w:r>
+          </w:p>
+        </w:tc>
+        <w:tc>
+          <w:tcPr>
+            <w:tcW w:type="dxa" w:w="5800"/>
+          </w:tcPr>
+          <w:p>
+            <w:r>
+              <w:t xml:space="preserve">13.6% (declining)</w:t>
+            </w:r>
+          </w:p>
+        </w:tc>
+      </w:tr>
+      <w:tr>
+        <w:tc>
+          <w:tcPr>
+            <w:tcW w:type="dxa" w:w="3200"/>
+            <w:shd w:fill="F2F2F2" w:val="clear"/>
+          </w:tcPr>
+          <w:p>
+            <w:r>
+              <w:rPr>
+                <w:b/>
+                <w:bCs/>
+              </w:rPr>
+              <w:t xml:space="preserve">Leverage</w:t>
+            </w:r>
+          </w:p>
+        </w:tc>
+        <w:tc>
+          <w:tcPr>
+            <w:tcW w:type="dxa" w:w="5800"/>
+          </w:tcPr>
+          <w:p>
+            <w:r>
+              <w:t xml:space="preserve">Net debt/EBITDA 2.5x</w:t>
+            </w:r>
+          </w:p>
+        </w:tc>
+      </w:tr>
+      <w:tr>
+        <w:tc>
+          <w:tcPr>
+            <w:tcW w:type="dxa" w:w="3200"/>
+            <w:shd w:fill="F2F2F2" w:val="clear"/>
+          </w:tcPr>
+          <w:p>
+            <w:r>
+              <w:rPr>
+                <w:b/>
+                <w:bCs/>
+              </w:rPr>
+              <w:t xml:space="preserve">FCF conversion</w:t>
+            </w:r>
+          </w:p>
+        </w:tc>
+        <w:tc>
+          <w:tcPr>
+            <w:tcW w:type="dxa" w:w="5800"/>
+          </w:tcPr>
+          <w:p>
+            <w:r>
+              <w:t xml:space="preserve">—</w:t>
+            </w:r>
+          </w:p>
+        </w:tc>
+      </w:tr>
+      <w:tr>
+        <w:tc>
+          <w:tcPr>
+            <w:tcW w:type="dxa" w:w="3200"/>
+            <w:shd w:fill="F2F2F2" w:val="clear"/>
+          </w:tcPr>
+          <w:p>
+            <w:r>
+              <w:rPr>
+                <w:b/>
+                <w:bCs/>
+              </w:rPr>
+              <w:t xml:space="preserve">Margin trend</w:t>
+            </w:r>
+          </w:p>
+        </w:tc>
+        <w:tc>
+          <w:tcPr>
+            <w:tcW w:type="dxa" w:w="5800"/>
+          </w:tcPr>
+          <w:p>
+            <w:r>
+              <w:t xml:space="preserve">contracting</w:t>
+            </w:r>
+          </w:p>
+        </w:tc>
+      </w:tr>
+      <w:tr>
+        <w:tc>
+          <w:tcPr>
+            <w:tcW w:type="dxa" w:w="3200"/>
+            <w:shd w:fill="F2F2F2" w:val="clear"/>
+          </w:tcPr>
+          <w:p>
+            <w:r>
+              <w:rPr>
+                <w:b/>
+                <w:bCs/>
+              </w:rPr>
+              <w:t xml:space="preserve">Capex efficiency</w:t>
+            </w:r>
+          </w:p>
+        </w:tc>
+        <w:tc>
+          <w:tcPr>
+            <w:tcW w:type="dxa" w:w="5800"/>
+          </w:tcPr>
+          <w:p>
+            <w:r>
+              <w:t xml:space="preserve">value-destructive</w:t>
+            </w:r>
+          </w:p>
+        </w:tc>
+      </w:tr>
+    </w:tbl>
+    <w:p>
+      <w:pPr>
+        <w:spacing w:after="60" w:before="120"/>
+      </w:pPr>
+      <w:r>
+        <w:rPr>
+          <w:b/>
+          <w:bCs/>
+          <w:sz w:val="20"/>
+          <w:szCs w:val="20"/>
+        </w:rPr>
+        <w:t xml:space="preserve">Track record (Coffee Can persistence check): </w:t>
+      </w:r>
+      <w:r>
+        <w:rPr>
+          <w:sz w:val="20"/>
+          <w:szCs w:val="20"/>
+        </w:rPr>
+        <w:t xml:space="preserve">cleared revenue growth ≥10% AND ROCE ≥15% in 1 of the last 5 years (consistency_score 20)</w:t>
+      </w:r>
+    </w:p>
+    <w:p>
+      <w:pPr>
+        <w:spacing w:after="120"/>
+      </w:pPr>
+      <w:r>
+        <w:rPr>
+          <w:color w:val="666666"/>
+          <w:sz w:val="18"/>
+          <w:szCs w:val="18"/>
+        </w:rPr>
+        <w:t xml:space="preserve">FY22-FY26 checked for revenue growth &gt;=10% AND ROCE &gt;=15% in the same year. Only FY23 clearly cleared both (rev +25%, PAT Rs 214 Cr). FY24 rev growth ~8%; FY25 revenue declined; FY26 rev +10% but ROCE ~13.6%. Consistency broke down sharply after FY23 as margins compressed.</w:t>
+      </w:r>
+    </w:p>
+    <w:p>
+      <w:pPr>
+        <w:pStyle w:val="Heading1"/>
+        <w:spacing w:after="120" w:before="280"/>
+      </w:pPr>
+      <w:r>
+        <w:t xml:space="preserve">Technical Read (Weekly / Monthly MACD + Bollinger Bands, or RSI/CCI/Williams %R proxy)</w:t>
+      </w:r>
+    </w:p>
+    <w:p>
+      <w:pPr>
+        <w:spacing w:after="120"/>
+      </w:pPr>
+      <w:r>
+        <w:t xml:space="preserve">Not pulled this pass.</w:t>
+      </w:r>
+    </w:p>
+    <w:p>
+      <w:pPr>
+        <w:pStyle w:val="Heading1"/>
+        <w:spacing w:after="120" w:before="280"/>
+      </w:pPr>
+      <w:r>
+        <w:t xml:space="preserve">ValuePickr Community Signal</w:t>
+      </w:r>
+    </w:p>
+    <w:p>
+      <w:pPr>
+        <w:spacing w:after="120"/>
+      </w:pPr>
+      <w:r>
+        <w:t xml:space="preserve">Read the most recent 50 of 215 available posts (2022-May 2026). Sentiment has been a long-running, analytically detailed 'quality business trading at a beaten-down valuation' debate - a VP-trusted user flagged the valuation disconnect back in 2023, and non-trusted posters have since documented the margin compression in detail, with the most recent post (May 2026) calling it a 'fallen angel' with a growing non-pharma/chemicals order book.</w:t>
+      </w:r>
+    </w:p>
+    <w:p>
+      <w:pPr>
+        <w:spacing w:after="120"/>
+      </w:pPr>
+      <w:r>
+        <w:rPr>
+          <w:b/>
+          <w:bCs/>
+          <w:sz w:val="20"/>
+          <w:szCs w:val="20"/>
+        </w:rPr>
+        <w:t xml:space="preserve">High-conviction call from a top contributor: </w:t>
+      </w:r>
+      <w:r>
+        <w:rPr>
+          <w:sz w:val="20"/>
+          <w:szCs w:val="20"/>
+        </w:rPr>
+        <w:t xml:space="preserve">Jadewade (elevated-tier) flagged in Nov 2023 that despite 20.9% 10-year sales CAGR and ~50% domestic market share, the stock had returned -5% since Nov 2020, calling it a good risk-reward candidate 'on paper' given the market's apparent skepticism. Non-trusted posters (rkirana, hardik.ashar) have since documented the mechanics in detail: sales grew 6x over 5 years while the stock stayed flat, net margins compressed sharply (from ~12% to ~5% or lower) even as raw-material costs fell, and almost no analyst coverage exists despite the growth. The thread's final post (May 2026, hardik.ashar) called it a 'fallen angel' with a rapidly growing order book in non-pharma/chemicals sectors.</w:t>
+      </w:r>
+    </w:p>
+    <w:p>
+      <w:pPr>
+        <w:pStyle w:val="Heading1"/>
+        <w:spacing w:after="120" w:before="280"/>
+      </w:pPr>
+      <w:r>
+        <w:t xml:space="preserve">Trusted-User Signals (Ongoing)</w:t>
+      </w:r>
+    </w:p>
+    <w:p>
+      <w:pPr>
+        <w:spacing w:after="120"/>
+      </w:pPr>
+      <w:r>
+        <w:rPr>
+          <w:i/>
+          <w:iCs/>
+          <w:color w:val="666666"/>
+          <w:sz w:val="18"/>
+          <w:szCs w:val="18"/>
+        </w:rPr>
+        <w:t xml:space="preserve">Every time a trusted user expresses clear conviction on this stock, most recent first — this section accumulates over time, it isn't a one-time snapshot.</w:t>
+      </w:r>
+    </w:p>
+    <w:p>
+      <w:pPr>
+        <w:spacing w:after="100"/>
+      </w:pPr>
+      <w:r>
+        <w:rPr>
+          <w:b/>
+          <w:bCs/>
+          <w:sz w:val="20"/>
+          <w:szCs w:val="20"/>
+        </w:rPr>
+        <w:t xml:space="preserve">2023-11-22 — Jadewade</w:t>
+      </w:r>
+      <w:r>
+        <w:rPr>
+          <w:i/>
+          <w:iCs/>
+          <w:color w:val="666666"/>
+          <w:sz w:val="18"/>
+          <w:szCs w:val="18"/>
+        </w:rPr>
         <w:t xml:space="preserve"> (GMM Pfaudler: A safe way to play the Pharma/Chemical cycle)</w:t>
       </w:r>
       <w:r>
@@ -427,46 +2785,46 @@
         <w:spacing w:after="60"/>
       </w:pPr>
       <w:r>
-        <w:t xml:space="preserve">Global market leadership (largest GLE producer in India, ~50% share; parent is the global inventor/leader) with a long track record of real double-digit sales growth</w:t>
-      </w:r>
-    </w:p>
-    <w:p>
-      <w:pPr>
-        <w:pStyle w:val="ListParagraph"/>
-        <w:numPr>
-          <w:ilvl w:val="0"/>
-          <w:numId w:val="1"/>
-        </w:numPr>
-        <w:spacing w:after="60"/>
-      </w:pPr>
-      <w:r>
-        <w:t xml:space="preserve">Most recent quarter shows a sharp profit inflection (+114.3% YoY) alongside solid revenue growth (+16.4% YoY) - a real, if unconfirmed, turn versus the weak trailing average</w:t>
-      </w:r>
-    </w:p>
-    <w:p>
-      <w:pPr>
-        <w:pStyle w:val="ListParagraph"/>
-        <w:numPr>
-          <w:ilvl w:val="0"/>
-          <w:numId w:val="1"/>
-        </w:numPr>
-        <w:spacing w:after="60"/>
-      </w:pPr>
-      <w:r>
-        <w:t xml:space="preserve">Growing order book in non-pharma/chemicals sectors per the thread's most recent (May 2026) post, suggesting diversification beyond the historically cyclical pharma/chemical capex cycle</w:t>
-      </w:r>
-    </w:p>
-    <w:p>
-      <w:pPr>
-        <w:pStyle w:val="ListParagraph"/>
-        <w:numPr>
-          <w:ilvl w:val="0"/>
-          <w:numId w:val="1"/>
-        </w:numPr>
-        <w:spacing w:after="60"/>
-      </w:pPr>
-      <w:r>
-        <w:t xml:space="preserve">A VP-trusted user flagged this as a good risk-reward candidate back in 2023 given the growth-vs-stock-price disconnect</w:t>
+        <w:t xml:space="preserve">Global market leadership - largest GLE producer in India (~50% share); parent is the global inventor/leader - a real installed-base + reglass-services moat with switching costs</w:t>
+      </w:r>
+    </w:p>
+    <w:p>
+      <w:pPr>
+        <w:pStyle w:val="ListParagraph"/>
+        <w:numPr>
+          <w:ilvl w:val="0"/>
+          <w:numId w:val="1"/>
+        </w:numPr>
+        <w:spacing w:after="60"/>
+      </w:pPr>
+      <w:r>
+        <w:t xml:space="preserve">Record order backlog ~Rs 2,900 Cr (+20% YoY) and Q1 FY27 revenue +16% YoY, with HET order intake up &gt;700% YoY and PPT up 64% YoY - demand is genuinely recovering</w:t>
+      </w:r>
+    </w:p>
+    <w:p>
+      <w:pPr>
+        <w:pStyle w:val="ListParagraph"/>
+        <w:numPr>
+          <w:ilvl w:val="0"/>
+          <w:numId w:val="1"/>
+        </w:numPr>
+        <w:spacing w:after="60"/>
+      </w:pPr>
+      <w:r>
+        <w:t xml:space="preserve">If the global restructuring delivers the stated 15% EBITDA margin aspiration and the tax rate normalises over 18-24 months, earnings could re-base 2-3x from the depressed FY26 level</w:t>
+      </w:r>
+    </w:p>
+    <w:p>
+      <w:pPr>
+        <w:pStyle w:val="ListParagraph"/>
+        <w:numPr>
+          <w:ilvl w:val="0"/>
+          <w:numId w:val="1"/>
+        </w:numPr>
+        <w:spacing w:after="60"/>
+      </w:pPr>
+      <w:r>
+        <w:t xml:space="preserve">A VP-elevated-tier user (Jadewade) flagged the growth-vs-stock-price disconnect in 2023</w:t>
       </w:r>
     </w:p>
     <w:p>
@@ -488,33 +2846,59 @@
         <w:spacing w:after="60"/>
       </w:pPr>
       <w:r>
-        <w:t xml:space="preserve">Severe, multi-year margin compression (net margins down from ~12% to as low as ~1.3-3.6% ROE) that community members have found genuinely confusing to explain from the disclosed P&amp;L</w:t>
-      </w:r>
-    </w:p>
-    <w:p>
-      <w:pPr>
-        <w:pStyle w:val="ListParagraph"/>
-        <w:numPr>
-          <w:ilvl w:val="0"/>
-          <w:numId w:val="1"/>
-        </w:numPr>
-        <w:spacing w:after="60"/>
-      </w:pPr>
-      <w:r>
-        <w:t xml:space="preserve">Almost no analyst coverage despite strong historical growth, which cuts both ways - could mean underappreciated, or could mean the market has correctly priced in structural margin risk</w:t>
-      </w:r>
-    </w:p>
-    <w:p>
-      <w:pPr>
-        <w:pStyle w:val="ListParagraph"/>
-        <w:numPr>
-          <w:ilvl w:val="0"/>
-          <w:numId w:val="1"/>
-        </w:numPr>
-        <w:spacing w:after="60"/>
-      </w:pPr>
-      <w:r>
-        <w:t xml:space="preserve">The single-quarter profit inflection is not yet confirmed as a sustained trend given multiple recent years of margin deterioration</w:t>
+        <w:t xml:space="preserve">Three years of structurally impaired profitability: FY23 PAT Rs 214 Cr -&gt; FY25 Rs 49 Cr -&gt; FY26 Rs 52 Cr with a loss-making Q3 FY26; Q1 FY27 EBITDA still -7% YoY despite +16% revenue</w:t>
+      </w:r>
+    </w:p>
+    <w:p>
+      <w:pPr>
+        <w:pStyle w:val="ListParagraph"/>
+        <w:numPr>
+          <w:ilvl w:val="0"/>
+          <w:numId w:val="1"/>
+        </w:numPr>
+        <w:spacing w:after="60"/>
+      </w:pPr>
+      <w:r>
+        <w:t xml:space="preserve">The 'inflection' is optical - Q1 FY27 PAT doubled only against a crushed Rs 10 Cr base; consolidated EBITDA margin ~10% is far below the 15% target and margin recovery is unproven</w:t>
+      </w:r>
+    </w:p>
+    <w:p>
+      <w:pPr>
+        <w:pStyle w:val="ListParagraph"/>
+        <w:numPr>
+          <w:ilvl w:val="0"/>
+          <w:numId w:val="1"/>
+        </w:numPr>
+        <w:spacing w:after="60"/>
+      </w:pPr>
+      <w:r>
+        <w:t xml:space="preserve">Rich multiple (~45x P/E, ~4.8x P/B) on depressed earnings - a full margin recovery is already priced in, leaving little valuation cushion</w:t>
+      </w:r>
+    </w:p>
+    <w:p>
+      <w:pPr>
+        <w:pStyle w:val="ListParagraph"/>
+        <w:numPr>
+          <w:ilvl w:val="0"/>
+          <w:numId w:val="1"/>
+        </w:numPr>
+        <w:spacing w:after="60"/>
+      </w:pPr>
+      <w:r>
+        <w:t xml:space="preserve">Elevated debt (Rs 1,041 Cr, D/E ~0.86) with refinancing underway and surging interest cost; elevated ~30% tax rate for 18-24 months; serial global-restructuring charges</w:t>
+      </w:r>
+    </w:p>
+    <w:p>
+      <w:pPr>
+        <w:pStyle w:val="ListParagraph"/>
+        <w:numPr>
+          <w:ilvl w:val="0"/>
+          <w:numId w:val="1"/>
+        </w:numPr>
+        <w:spacing w:after="60"/>
+      </w:pPr>
+      <w:r>
+        <w:t xml:space="preserve">Promoter holding structurally low at ~25% (since the 2020 leveraged acquisition of the global parent), and the acquisition-driven leverage is the root of the margin/interest drag</w:t>
       </w:r>
     </w:p>
     <w:p>
@@ -535,7 +2919,7 @@
           <w:b/>
           <w:bCs/>
         </w:rPr>
-        <w:t xml:space="preserve">Small/Mid-cap (~Rs 4,578-5,270 Cr)</w:t>
+        <w:t xml:space="preserve">Small/Mid-cap (~Rs 5,731 Cr)</w:t>
       </w:r>
     </w:p>
     <w:p>
@@ -558,7 +2942,35 @@
           <w:sz w:val="24"/>
           <w:szCs w:val="24"/>
         </w:rPr>
-        <w:t xml:space="preserve">10x-in-2-3-years</w:t>
+        <w:t xml:space="preserve">neither</w:t>
+      </w:r>
+    </w:p>
+    <w:p>
+      <w:pPr>
+        <w:spacing w:after="120"/>
+      </w:pPr>
+      <w:r>
+        <w:rPr>
+          <w:color w:val="666666"/>
+          <w:sz w:val="20"/>
+          <w:szCs w:val="20"/>
+        </w:rPr>
+        <w:t xml:space="preserve">4-box gate — tailwind: weak · TAM: no · moat: yes · valuation: no  (score 1.5 / 4)</w:t>
+      </w:r>
+    </w:p>
+    <w:p>
+      <w:pPr>
+        <w:spacing w:after="120"/>
+      </w:pPr>
+      <w:r>
+        <w:rPr>
+          <w:i/>
+          <w:iCs/>
+          <w:color w:val="666666"/>
+          <w:sz w:val="20"/>
+          <w:szCs w:val="20"/>
+        </w:rPr>
+        <w:t xml:space="preserve">moat=yes (global GLE oligopoly leader, ~50% India share, aftermarket lock-in). tailwind=weak (pharma/chem capex recovering but Q1 FY27 EBITDA still -YoY; no confirmed inflection). tam=no (Rs 5,700 Cr global leader with ~50% India share - limited headroom for 10x). valuation=no (~45x P/E, ~4.8x P/B on depressed earnings - full recovery priced in). Score 1.5 -&gt; thesis_fit 'neither', hard.</w:t>
       </w:r>
     </w:p>
     <w:p>
@@ -581,46 +2993,59 @@
           <w:sz w:val="24"/>
           <w:szCs w:val="24"/>
         </w:rPr>
-        <w:t xml:space="preserve">Global category leader with severely compressed trailing margins and an unconfirmed but real recent-quarter profit inflection</w:t>
-      </w:r>
-    </w:p>
-    <w:p>
-      <w:pPr>
-        <w:pStyle w:val="ListParagraph"/>
-        <w:numPr>
-          <w:ilvl w:val="0"/>
-          <w:numId w:val="1"/>
-        </w:numPr>
-        <w:spacing w:after="60"/>
-      </w:pPr>
-      <w:r>
-        <w:t xml:space="preserve">This fits the project's specific rule for a weak multi-year trailing average paired with a strong, specific, recent-quarter improvement at a small/mid-cap size - qualifying for a 10x-in-2-3-years call at low conviction with an explicit unconfirmed caveat</w:t>
-      </w:r>
-    </w:p>
-    <w:p>
-      <w:pPr>
-        <w:pStyle w:val="ListParagraph"/>
-        <w:numPr>
-          <w:ilvl w:val="0"/>
-          <w:numId w:val="1"/>
-        </w:numPr>
-        <w:spacing w:after="60"/>
-      </w:pPr>
-      <w:r>
-        <w:t xml:space="preserve">The global market-leadership position and a VP-trusted user's multi-year risk-reward observation provide some support, but the margin-compression mechanics remain genuinely unexplained by the community</w:t>
-      </w:r>
-    </w:p>
-    <w:p>
-      <w:pPr>
-        <w:pStyle w:val="ListParagraph"/>
-        <w:numPr>
-          <w:ilvl w:val="0"/>
-          <w:numId w:val="1"/>
-        </w:numPr>
-        <w:spacing w:after="60"/>
-      </w:pPr>
-      <w:r>
-        <w:t xml:space="preserve">Conviction kept Low pending at least one more quarter of confirmation that the profit inflection is durable rather than a one-off</w:t>
+        <w:t xml:space="preserve">Global category leader with a real moat but structurally impaired margins, elevated debt and a rich multiple - the recovery is priced in, not the opportunity</w:t>
+      </w:r>
+    </w:p>
+    <w:p>
+      <w:pPr>
+        <w:pStyle w:val="ListParagraph"/>
+        <w:numPr>
+          <w:ilvl w:val="0"/>
+          <w:numId w:val="1"/>
+        </w:numPr>
+        <w:spacing w:after="60"/>
+      </w:pPr>
+      <w:r>
+        <w:t xml:space="preserve">Deep-dive four-box scores 1.5 (moat=yes; tailwind/tam/valuation all no or weak). Per the decision table a score &lt;=1.5 forces thesis_fit 'neither' with no exception.</w:t>
+      </w:r>
+    </w:p>
+    <w:p>
+      <w:pPr>
+        <w:pStyle w:val="ListParagraph"/>
+        <w:numPr>
+          <w:ilvl w:val="0"/>
+          <w:numId w:val="1"/>
+        </w:numPr>
+        <w:spacing w:after="60"/>
+      </w:pPr>
+      <w:r>
+        <w:t xml:space="preserve">The small/mid-cap live-inflection carve-out does not apply: Q1 FY27 EBITDA is still down YoY and the margin remains ~10% vs a 15% aspiration, so there is no confirmed recent-quarter earnings inflection - only a low-base PAT optic.</w:t>
+      </w:r>
+    </w:p>
+    <w:p>
+      <w:pPr>
+        <w:pStyle w:val="ListParagraph"/>
+        <w:numPr>
+          <w:ilvl w:val="0"/>
+          <w:numId w:val="1"/>
+        </w:numPr>
+        <w:spacing w:after="60"/>
+      </w:pPr>
+      <w:r>
+        <w:t xml:space="preserve">At ~45x P/E and ~4.8x P/B the market is already paying for a full margin recovery that depends on an unproven multi-year global restructuring, tax normalisation and debt refinancing. TAM is also constrained: at Rs 5,700 Cr the global GLE leader with ~50% India share has limited headroom for a 10x.</w:t>
+      </w:r>
+    </w:p>
+    <w:p>
+      <w:pPr>
+        <w:pStyle w:val="ListParagraph"/>
+        <w:numPr>
+          <w:ilvl w:val="0"/>
+          <w:numId w:val="1"/>
+        </w:numPr>
+        <w:spacing w:after="60"/>
+      </w:pPr>
+      <w:r>
+        <w:t xml:space="preserve">Conviction Low: real business, real backlog, but no valuation room, no confirmed margin turn, and a leveraged balance sheet. Revisit if two consecutive quarters show EBITDA margin toward 14-15% and PAT growth off a normal base.</w:t>
       </w:r>
     </w:p>
     <w:p>

--- a/projects/valuepickr-open-screen/docs/GMM Pfaudler.docx
+++ b/projects/valuepickr-open-screen/docs/GMM Pfaudler.docx
@@ -2715,6 +2715,38 @@
           <w:szCs w:val="18"/>
         </w:rPr>
         <w:t xml:space="preserve">Every time a trusted user expresses clear conviction on this stock, most recent first — this section accumulates over time, it isn't a one-time snapshot.</w:t>
+      </w:r>
+    </w:p>
+    <w:p>
+      <w:pPr>
+        <w:spacing w:after="100"/>
+      </w:pPr>
+      <w:r>
+        <w:rPr>
+          <w:b/>
+          <w:bCs/>
+          <w:sz w:val="20"/>
+          <w:szCs w:val="20"/>
+        </w:rPr>
+        <w:t xml:space="preserve">2026-09-26 — suru27 (X)</w:t>
+      </w:r>
+      <w:r>
+        <w:rPr>
+          <w:i/>
+          <w:iCs/>
+          <w:color w:val="666666"/>
+          <w:sz w:val="18"/>
+          <w:szCs w:val="18"/>
+        </w:rPr>
+        <w:t xml:space="preserve"> (X / @suru27)</w:t>
+      </w:r>
+      <w:r>
+        <w:rPr>
+          <w:sz w:val="20"/>
+          <w:szCs w:val="20"/>
+        </w:rPr>
+        <w:br/>
+        <w:t xml:space="preserve">: Order-mix diversifying into oil&amp;gas, defence, nuclear, mining (higher-margin sectors)</w:t>
       </w:r>
     </w:p>
     <w:p>
